--- a/story-revised/CoG - Chapter 6 Scenario C New Format (1).docx
+++ b/story-revised/CoG - Chapter 6 Scenario C New Format (1).docx
@@ -815,6 +815,81 @@
       </w:r>
     </w:p>
     <w:p>
+      <w:r>
+        <w:t>[IF ELARA_SERVANT:</w:t>
+      </w:r>
+    </w:p>
+    <w:p>
+      <w:r>
+        <w:t>(Read this if you came via: P4A1-B, P4A2-A)</w:t>
+      </w:r>
+    </w:p>
+    <w:p>
+      <w:r>
+        <w:t>Elara had not contacted him since the gala. The silence was deliberate, a test or a dismissal, impossible to distinguish without more information. Kael had spent years learning to read people, but Elara remained opaque, her motives hidden behind layers of calculation that made even her apparent vulnerabilities seem like strategic positioning.</w:t>
+      </w:r>
+    </w:p>
+    <w:p>
+      <w:r>
+        <w:t>He was still technically her asset. Still bound by the debt of his survival, the medical care that had saved his life, the protection that had kept him from the manhunt closing in from every direction. But the relationship had shifted. He was no longer content to be a tool. The questions he had started asking could not be unasked.</w:t>
+      </w:r>
+    </w:p>
+    <w:p>
+      <w:r>
+        <w:t>Whatever happened tonight, his future with the Thorne organization was uncertain. Elara might welcome him back as a proven operative. She might dispose of him as a liability who had learned too much. The ambiguity was its own kind of prison. ]</w:t>
+      </w:r>
+    </w:p>
+    <w:p>
+      <w:r>
+        <w:t>[IF KNOWS_ELARA_SECRET:</w:t>
+      </w:r>
+    </w:p>
+    <w:p>
+      <w:r>
+        <w:t>(Read this if you came via: P4A1-B)</w:t>
+      </w:r>
+    </w:p>
+    <w:p>
+      <w:r>
+        <w:t>The knowledge burned in him like a coal he could not put down. Elara was working against Victor. Had been working against him for a decade, building a case that would destroy her own brother. She had invited Kael into that conspiracy, offered him partnership instead of servitude.</w:t>
+      </w:r>
+    </w:p>
+    <w:p>
+      <w:r>
+        <w:t>But partnership with Elara was its own kind of trap. Her goals aligned with his in some ways, diverged in others. She wanted Victor destroyed for Sarah's death. Kael wanted the truth about Blackwood, about the system that had allowed so many to suffer. Their alliance was convenient, but convenience could become constraint.</w:t>
+      </w:r>
+    </w:p>
+    <w:p>
+      <w:r>
+        <w:t>He had told Elara to wait, to keep building her case while Victor enjoyed his manufactured heroism. Now he wondered if waiting had been wise, or if he had simply delayed a confrontation that was always inevitable. ]</w:t>
+      </w:r>
+    </w:p>
+    <w:p>
+      <w:r>
+        <w:t>[IF WHISPER_ALLIANCE:</w:t>
+      </w:r>
+    </w:p>
+    <w:p>
+      <w:r>
+        <w:t>(Read this if you came via: P4B2-B)</w:t>
+      </w:r>
+    </w:p>
+    <w:p>
+      <w:r>
+        <w:t>The Whisper had treated his wound. The Whisper had given him shelter, resources, a chance to recover when the whole city was hunting him. The Whisper had spoken of partnership, of shared enemies, of justice that could not wait for courts and procedures.</w:t>
+      </w:r>
+    </w:p>
+    <w:p>
+      <w:r>
+        <w:t>Thomas Crane was a murderer. Kael had never forgotten that. But he was also a father who had lost everything, a man who had tried the system's way and found it wanting. Their alliance was born of desperation, not trust. But desperation created bonds that lasted longer than either party intended.</w:t>
+      </w:r>
+    </w:p>
+    <w:p>
+      <w:r>
+        <w:t>Now Kael was walking into Crane's endgame, and he could not be certain whether he was an ally, a pawn, or a sacrifice waiting to be made. The Whisper had his own plans for tonight. Kael could only hope those plans included both of them surviving. ]</w:t>
+      </w:r>
+    </w:p>
+    <w:p>
       <w:pPr>
         <w:rPr/>
       </w:pPr>
@@ -828,6 +903,128 @@
           <w:rtl w:val="0"/>
         </w:rPr>
         <w:t xml:space="preserve">[IF NO_ALLIES:</w:t>
+      </w:r>
+      <w:r>
+        <w:rPr>
+          <w:rtl w:val="0"/>
+        </w:rPr>
+      </w:r>
+    </w:p>
+    <w:p>
+      <w:pPr>
+        <w:rPr/>
+      </w:pPr>
+      <w:r>
+        <w:t>(Read this if you came via: P2B1-A, P2B2-B, P3A2-B)</w:t>
+      </w:r>
+    </w:p>
+    <w:p>
+      <w:pPr>
+        <w:rPr/>
+      </w:pPr>
+      <w:r>
+        <w:rPr>
+          <w:rtl w:val="0"/>
+        </w:rPr>
+        <w:t xml:space="preserve">The loneliness was the hardest part. Kael had burned so many bridges over the past weeks, pushed away so many potential allies, that he found himself utterly alone at the moment when company would have been most valuable. Torres didn't trust him anymore. Cross saw him as a liability. Miller wanted him dead. Elara saw him as a tool to be used and discarded.</w:t>
+      </w:r>
+    </w:p>
+    <w:p>
+      <w:pPr>
+        <w:rPr/>
+      </w:pPr>
+      <w:r>
+        <w:rPr>
+          <w:rtl w:val="0"/>
+        </w:rPr>
+        <w:t xml:space="preserve">He had chosen this isolation, he reminded himself. Chosen it because he couldn't trust anyone, couldn't risk anyone else's life on his mistakes, couldn't bear the thought of watching another person die because of his failures.</w:t>
+      </w:r>
+    </w:p>
+    <w:p>
+      <w:pPr>
+        <w:rPr/>
+      </w:pPr>
+      <w:r>
+        <w:rPr>
+          <w:rtl w:val="0"/>
+        </w:rPr>
+        <w:t xml:space="preserve">Now the cost of that choice was clear. He would face Blackwood alone, with nothing but his guilt and his determination to sustain him.</w:t>
+      </w:r>
+    </w:p>
+    <w:p>
+      <w:pPr>
+        <w:rPr/>
+      </w:pPr>
+      <w:r>
+        <w:rPr>
+          <w:rtl w:val="0"/>
+        </w:rPr>
+        <w:t xml:space="preserve">The clock on the wall showed 10:30 PM. Ninety minutes until The Whisper's deadline. Ninety minutes to cross the city, find a way into the asylum, and somehow rescue Lila Thorne from a killer who had been planning this moment for twenty years.</w:t>
+      </w:r>
+    </w:p>
+    <w:p>
+      <w:pPr>
+        <w:rPr/>
+      </w:pPr>
+      <w:r>
+        <w:rPr>
+          <w:rtl w:val="0"/>
+        </w:rPr>
+        <w:t xml:space="preserve">Kael gathered what resources he had and headed for the door.</w:t>
+      </w:r>
+    </w:p>
+    <w:p>
+      <w:pPr>
+        <w:rPr/>
+      </w:pPr>
+      <w:r>
+        <w:rPr>
+          <w:rtl w:val="0"/>
+        </w:rPr>
+        <w:t xml:space="preserve">The city at night was a different creature than the city by day. Shadows pooled in alleyways, streetlights casting islands of illumination in an ocean of darkness. Traffic thinned as Kael moved toward the outskirts, the bright chaos of downtown giving way to industrial districts and abandoned properties and finally the overgrown roads that led to Blackwood.</w:t>
+      </w:r>
+    </w:p>
+    <w:p>
+      <w:pPr>
+        <w:rPr/>
+      </w:pPr>
+      <w:r>
+        <w:rPr>
+          <w:rtl w:val="0"/>
+        </w:rPr>
+        <w:t xml:space="preserve">He had borrowed a car from a contact who owed him a favor, one of the few debts he could still call in. The vehicle was nondescript, anonymous, the kind of car that disappeared into traffic and emerged from it without anyone noticing. Perfect for approaching a location that would be crawling with law enforcement and private security and god knew what else. </w:t>
+      </w:r>
+      <w:r>
+        <w:rPr>
+          <w:b w:val="1"/>
+          <w:bCs w:val="1"/>
+          <w:i w:val="1"/>
+          <w:iCs w:val="1"/>
+          <w:color w:val="0000c8"/>
+          <w:rtl w:val="0"/>
+        </w:rPr>
+        <w:t xml:space="preserve">]</w:t>
+      </w:r>
+      <w:r>
+        <w:rPr>
+          <w:rtl w:val="0"/>
+        </w:rPr>
+      </w:r>
+    </w:p>
+    <w:p>
+      <w:pPr>
+        <w:rPr/>
+      </w:pPr>
+      <w:r>
+        <w:rPr>
+          <w:b w:val="1"/>
+          <w:bCs w:val="1"/>
+          <w:i w:val="1"/>
+          <w:iCs w:val="1"/>
+          <w:color w:val="0000c8"/>
+          <w:rtl w:val="0"/>
+        </w:rPr>
+        <w:t xml:space="preserve">[IF INNOCENT_BLOOD:</w:t>
       </w:r>
       <w:r>
         <w:rPr>
@@ -848,89 +1045,67 @@
           <w:szCs w:val="18"/>
           <w:rtl w:val="0"/>
         </w:rPr>
-        <w:t xml:space="preserve">(Read this if you came via: P2B1-A, P2B2-B, P3A2-B, P3B2-A, P3B2-B, P4A1-B, P4A2-A)</w:t>
-      </w:r>
-      <w:r>
-        <w:rPr>
-          <w:rtl w:val="0"/>
-        </w:rPr>
-      </w:r>
-    </w:p>
-    <w:p>
-      <w:pPr>
-        <w:rPr/>
-      </w:pPr>
-      <w:r>
-        <w:rPr>
-          <w:rtl w:val="0"/>
-        </w:rPr>
-        <w:t xml:space="preserve">The loneliness was the hardest part. Kael had burned so many bridges over the past weeks, pushed away so many potential allies, that he found himself utterly alone at the moment when company would have been most valuable. Torres didn't trust him anymore. Cross saw him as a liability. Miller wanted him dead. Elara saw him as a tool to be used and discarded.</w:t>
-      </w:r>
-    </w:p>
-    <w:p>
-      <w:pPr>
-        <w:rPr/>
-      </w:pPr>
-      <w:r>
-        <w:rPr>
-          <w:rtl w:val="0"/>
-        </w:rPr>
-        <w:t xml:space="preserve">He had chosen this isolation, he reminded himself. Chosen it because he couldn't trust anyone, couldn't risk anyone else's life on his mistakes, couldn't bear the thought of watching another person die because of his failures.</w:t>
-      </w:r>
-    </w:p>
-    <w:p>
-      <w:pPr>
-        <w:rPr/>
-      </w:pPr>
-      <w:r>
-        <w:rPr>
-          <w:rtl w:val="0"/>
-        </w:rPr>
-        <w:t xml:space="preserve">Now the cost of that choice was clear. He would face Blackwood alone, with nothing but his guilt and his determination to sustain him.</w:t>
-      </w:r>
-    </w:p>
-    <w:p>
-      <w:pPr>
-        <w:rPr/>
-      </w:pPr>
-      <w:r>
-        <w:rPr>
-          <w:rtl w:val="0"/>
-        </w:rPr>
-        <w:t xml:space="preserve">The clock on the wall showed 10:30 PM. Ninety minutes until The Whisper's deadline. Ninety minutes to cross the city, find a way into the asylum, and somehow rescue Lila Thorne from a killer who had been planning this moment for twenty years.</w:t>
-      </w:r>
-    </w:p>
-    <w:p>
-      <w:pPr>
-        <w:rPr/>
-      </w:pPr>
-      <w:r>
-        <w:rPr>
-          <w:rtl w:val="0"/>
-        </w:rPr>
-        <w:t xml:space="preserve">Kael gathered what resources he had and headed for the door.</w:t>
-      </w:r>
-    </w:p>
-    <w:p>
-      <w:pPr>
-        <w:rPr/>
-      </w:pPr>
-      <w:r>
-        <w:rPr>
-          <w:rtl w:val="0"/>
-        </w:rPr>
-        <w:t xml:space="preserve">The city at night was a different creature than the city by day. Shadows pooled in alleyways, streetlights casting islands of illumination in an ocean of darkness. Traffic thinned as Kael moved toward the outskirts, the bright chaos of downtown giving way to industrial districts and abandoned properties and finally the overgrown roads that led to Blackwood.</w:t>
-      </w:r>
-    </w:p>
-    <w:p>
-      <w:pPr>
-        <w:rPr/>
-      </w:pPr>
-      <w:r>
-        <w:rPr>
-          <w:rtl w:val="0"/>
-        </w:rPr>
-        <w:t xml:space="preserve">He had borrowed a car from a contact who owed him a favor, one of the few debts he could still call in. The vehicle was nondescript, anonymous, the kind of car that disappeared into traffic and emerged from it without anyone noticing. Perfect for approaching a location that would be crawling with law enforcement and private security and god knew what else. </w:t>
+        <w:t xml:space="preserve">(Read this if you came via: P3A2-B, P3B2-A, P3B2-B)</w:t>
+      </w:r>
+      <w:r>
+        <w:rPr>
+          <w:rtl w:val="0"/>
+        </w:rPr>
+      </w:r>
+    </w:p>
+    <w:p>
+      <w:pPr>
+        <w:rPr/>
+      </w:pPr>
+      <w:r>
+        <w:rPr>
+          <w:rtl w:val="0"/>
+        </w:rPr>
+        <w:t xml:space="preserve">Harold Metz sat in the passenger seat, his ghostly form occupying space without substance. The veteran stared out the window at the passing darkness, his expression unreadable.</w:t>
+      </w:r>
+    </w:p>
+    <w:p>
+      <w:pPr>
+        <w:rPr/>
+      </w:pPr>
+      <w:r>
+        <w:rPr>
+          <w:rtl w:val="0"/>
+        </w:rPr>
+        <w:t xml:space="preserve">"I was stationed near a place like this once," Harold said. "Overseas. An old hospital the locals said was haunted. We used it as a forward operating base for three months. Lost four men there, not to enemy action, just to accidents and illness and the particular bad luck that some places seem to attract."</w:t>
+      </w:r>
+    </w:p>
+    <w:p>
+      <w:pPr>
+        <w:rPr/>
+      </w:pPr>
+      <w:r>
+        <w:rPr>
+          <w:rtl w:val="0"/>
+        </w:rPr>
+        <w:t xml:space="preserve">"What happened?"</w:t>
+      </w:r>
+    </w:p>
+    <w:p>
+      <w:pPr>
+        <w:rPr/>
+      </w:pPr>
+      <w:r>
+        <w:rPr>
+          <w:rtl w:val="0"/>
+        </w:rPr>
+        <w:t xml:space="preserve">"We moved on. Found another base. Left the ghosts behind." Harold turned to look at Kael. "That's the thing about haunted places. You can always leave them. It's the haunted people who can't escape."</w:t>
+      </w:r>
+    </w:p>
+    <w:p>
+      <w:pPr>
+        <w:rPr/>
+      </w:pPr>
+      <w:r>
+        <w:rPr>
+          <w:rtl w:val="0"/>
+        </w:rPr>
+        <w:t xml:space="preserve">The insight cut deeper than Kael wanted to admit. He had been carrying Blackwood inside him for three years, the memory of that surgical theater, the sound of Sarah Vance's last breath, the weight of failure that had pressed against his chest every day since. Tonight, he would return to the physical location. But the haunting had never really been about geography. </w:t>
       </w:r>
       <w:r>
         <w:rPr>
@@ -962,7 +1137,220 @@
           <w:color w:val="0000c8"/>
           <w:rtl w:val="0"/>
         </w:rPr>
-        <w:t xml:space="preserve">[IF INNOCENT_BLOOD:</w:t>
+        <w:t xml:space="preserve">[All PATHS:</w:t>
+      </w:r>
+      <w:r>
+        <w:rPr>
+          <w:rtl w:val="0"/>
+        </w:rPr>
+      </w:r>
+    </w:p>
+    <w:p>
+      <w:pPr>
+        <w:rPr/>
+      </w:pPr>
+      <w:r>
+        <w:rPr>
+          <w:rtl w:val="0"/>
+        </w:rPr>
+        <w:t xml:space="preserve">Blackwood Asylum emerged from the darkness ahead, its silhouette a jagged tear in the night sky. Gothic architecture reduced to ruin, copper spires bent by neglect, windows that stared like empty eye sockets at anyone foolish enough to approach. The building had been beautiful once, in the way that institutions designed to contain madness sometimes achieved beauty. Now it was something else entirely. A monument to abandoned hope. A stage for tragedy.</w:t>
+      </w:r>
+    </w:p>
+    <w:p>
+      <w:pPr>
+        <w:rPr/>
+      </w:pPr>
+      <w:r>
+        <w:rPr>
+          <w:rtl w:val="0"/>
+        </w:rPr>
+        <w:t xml:space="preserve">Kael parked the car in a stand of dead trees half a mile from the asylum's perimeter. From here, he could see the lights of the official response gathering near the main entrance. Police vehicles, federal SUVs, tactical vans disgorging armored officers. The cavalry had arrived, overwhelming force preparing to assault a building that had probably already been seeded with traps and ambushes.</w:t>
+      </w:r>
+    </w:p>
+    <w:p>
+      <w:pPr>
+        <w:rPr/>
+      </w:pPr>
+      <w:r>
+        <w:rPr>
+          <w:rtl w:val="0"/>
+        </w:rPr>
+        <w:t xml:space="preserve">He wouldn't be going in through the front door. The official response would draw The Whisper's attention, consume his resources, create chaos that might provide cover for a different approach. Delaney had mentioned a coal chute on the eastern side, a forgotten entrance that The Whisper might not know about.</w:t>
+      </w:r>
+    </w:p>
+    <w:p>
+      <w:pPr>
+        <w:rPr/>
+      </w:pPr>
+      <w:r>
+        <w:rPr>
+          <w:rtl w:val="0"/>
+        </w:rPr>
+        <w:t xml:space="preserve">It was a thin hope. But thin hopes were all Kael had left.</w:t>
+      </w:r>
+    </w:p>
+    <w:p>
+      <w:pPr>
+        <w:rPr/>
+      </w:pPr>
+      <w:r>
+        <w:rPr>
+          <w:rtl w:val="0"/>
+        </w:rPr>
+        <w:t xml:space="preserve">He checked his weapon, secured his evidence, and began walking toward the asylum. </w:t>
+      </w:r>
+      <w:r>
+        <w:rPr>
+          <w:b w:val="1"/>
+          <w:bCs w:val="1"/>
+          <w:i w:val="1"/>
+          <w:iCs w:val="1"/>
+          <w:color w:val="0000c8"/>
+          <w:rtl w:val="0"/>
+        </w:rPr>
+        <w:t xml:space="preserve">]</w:t>
+      </w:r>
+      <w:r>
+        <w:rPr>
+          <w:rtl w:val="0"/>
+        </w:rPr>
+      </w:r>
+    </w:p>
+    <w:p>
+      <w:pPr>
+        <w:rPr/>
+      </w:pPr>
+      <w:r>
+        <w:rPr>
+          <w:b w:val="1"/>
+          <w:bCs w:val="1"/>
+          <w:sz w:val="28"/>
+          <w:szCs w:val="28"/>
+          <w:rtl w:val="0"/>
+        </w:rPr>
+        <w:t xml:space="preserve">CHAPTER 6.2 (SCENARIO C): The Narrow Path</w:t>
+      </w:r>
+      <w:r>
+        <w:rPr>
+          <w:rtl w:val="0"/>
+        </w:rPr>
+      </w:r>
+    </w:p>
+    <w:p>
+      <w:pPr>
+        <w:rPr/>
+      </w:pPr>
+      <w:r>
+        <w:rPr>
+          <w:rtl w:val="0"/>
+        </w:rPr>
+        <w:t xml:space="preserve">PREVIOUSLY: Kael approached Blackwood Asylum alone, his resources limited and his allies nonexistent. The official response was gathering at the main entrance while Kael sought a different way in, a forgotten route that might allow him to reach Lila Thorne before The Whisper could complete his endgame.</w:t>
+      </w:r>
+    </w:p>
+    <w:p>
+      <w:pPr>
+        <w:rPr/>
+      </w:pPr>
+      <w:r>
+        <w:rPr>
+          <w:rtl w:val="0"/>
+        </w:rPr>
+        <w:t xml:space="preserve">BRIDGE TEXT: The asylum's eastern wall rose before Kael like a judgment, and he found himself wondering if the building recognized him, if stones could remember the failures of the men who had walked within them.</w:t>
+      </w:r>
+    </w:p>
+    <w:p>
+      <w:pPr>
+        <w:rPr/>
+      </w:pPr>
+      <w:r>
+        <w:rPr>
+          <w:b w:val="1"/>
+          <w:bCs w:val="1"/>
+          <w:sz w:val="32"/>
+          <w:szCs w:val="32"/>
+          <w:rtl w:val="0"/>
+        </w:rPr>
+        <w:t xml:space="preserve">NARRATIVE:</w:t>
+      </w:r>
+      <w:r>
+        <w:rPr>
+          <w:rtl w:val="0"/>
+        </w:rPr>
+      </w:r>
+    </w:p>
+    <w:p>
+      <w:pPr>
+        <w:rPr/>
+      </w:pPr>
+      <w:r>
+        <w:rPr>
+          <w:b w:val="1"/>
+          <w:bCs w:val="1"/>
+          <w:i w:val="1"/>
+          <w:iCs w:val="1"/>
+          <w:color w:val="0000c8"/>
+          <w:rtl w:val="0"/>
+        </w:rPr>
+        <w:t xml:space="preserve">[All PATHS:</w:t>
+      </w:r>
+      <w:r>
+        <w:rPr>
+          <w:rtl w:val="0"/>
+        </w:rPr>
+      </w:r>
+    </w:p>
+    <w:p>
+      <w:pPr>
+        <w:rPr/>
+      </w:pPr>
+      <w:r>
+        <w:rPr>
+          <w:rtl w:val="0"/>
+        </w:rPr>
+        <w:t xml:space="preserve">The perimeter security was concentrated near the main entrance, where the official assault would come. The eastern approach was dark, unmonitored, forgotten. Kael moved through the overgrown grounds with careful attention to every footfall, every shadow, every sound that might indicate he had been detected.</w:t>
+      </w:r>
+    </w:p>
+    <w:p>
+      <w:pPr>
+        <w:rPr/>
+      </w:pPr>
+      <w:r>
+        <w:rPr>
+          <w:rtl w:val="0"/>
+        </w:rPr>
+        <w:t xml:space="preserve">The asylum grounds had once been landscaped gardens, therapeutic spaces where troubled patients could walk among flowers and feel something approaching peace. Now the gardens were wilderness, decades of neglect transforming cultivated beauty into chaotic growth. Dead trees clawed at the sky. Overgrown hedges created walls of thorns that scratched at Kael's arms as he pushed through. The smell was decay and damp earth and something underneath, something organic, something that spoke of bodies returning to the soil. </w:t>
+      </w:r>
+      <w:r>
+        <w:rPr>
+          <w:b w:val="1"/>
+          <w:bCs w:val="1"/>
+          <w:i w:val="1"/>
+          <w:iCs w:val="1"/>
+          <w:color w:val="0000c8"/>
+          <w:rtl w:val="0"/>
+        </w:rPr>
+        <w:t xml:space="preserve">]</w:t>
+      </w:r>
+      <w:r>
+        <w:rPr>
+          <w:rtl w:val="0"/>
+        </w:rPr>
+      </w:r>
+    </w:p>
+    <w:p>
+      <w:pPr>
+        <w:rPr/>
+      </w:pPr>
+      <w:r>
+        <w:rPr>
+          <w:b w:val="1"/>
+          <w:bCs w:val="1"/>
+          <w:i w:val="1"/>
+          <w:iCs w:val="1"/>
+          <w:color w:val="0000c8"/>
+          <w:rtl w:val="0"/>
+        </w:rPr>
+        <w:t xml:space="preserve">[IF WOUNDED:</w:t>
       </w:r>
       <w:r>
         <w:rPr>
@@ -983,67 +1371,45 @@
           <w:szCs w:val="18"/>
           <w:rtl w:val="0"/>
         </w:rPr>
-        <w:t xml:space="preserve">(Read this if you came via: P3A2-B, P3B2-A, P3B2-B)</w:t>
-      </w:r>
-      <w:r>
-        <w:rPr>
-          <w:rtl w:val="0"/>
-        </w:rPr>
-      </w:r>
-    </w:p>
-    <w:p>
-      <w:pPr>
-        <w:rPr/>
-      </w:pPr>
-      <w:r>
-        <w:rPr>
-          <w:rtl w:val="0"/>
-        </w:rPr>
-        <w:t xml:space="preserve">Harold Metz sat in the passenger seat, his ghostly form occupying space without substance. The veteran stared out the window at the passing darkness, his expression unreadable.</w:t>
-      </w:r>
-    </w:p>
-    <w:p>
-      <w:pPr>
-        <w:rPr/>
-      </w:pPr>
-      <w:r>
-        <w:rPr>
-          <w:rtl w:val="0"/>
-        </w:rPr>
-        <w:t xml:space="preserve">"I was stationed near a place like this once," Harold said. "Overseas. An old hospital the locals said was haunted. We used it as a forward operating base for three months. Lost four men there, not to enemy action, just to accidents and illness and the particular bad luck that some places seem to attract."</w:t>
-      </w:r>
-    </w:p>
-    <w:p>
-      <w:pPr>
-        <w:rPr/>
-      </w:pPr>
-      <w:r>
-        <w:rPr>
-          <w:rtl w:val="0"/>
-        </w:rPr>
-        <w:t xml:space="preserve">"What happened?"</w:t>
-      </w:r>
-    </w:p>
-    <w:p>
-      <w:pPr>
-        <w:rPr/>
-      </w:pPr>
-      <w:r>
-        <w:rPr>
-          <w:rtl w:val="0"/>
-        </w:rPr>
-        <w:t xml:space="preserve">"We moved on. Found another base. Left the ghosts behind." Harold turned to look at Kael. "That's the thing about haunted places. You can always leave them. It's the haunted people who can't escape."</w:t>
-      </w:r>
-    </w:p>
-    <w:p>
-      <w:pPr>
-        <w:rPr/>
-      </w:pPr>
-      <w:r>
-        <w:rPr>
-          <w:rtl w:val="0"/>
-        </w:rPr>
-        <w:t xml:space="preserve">The insight cut deeper than Kael wanted to admit. He had been carrying Blackwood inside him for three years, the memory of that surgical theater, the sound of Sarah Vance's last breath, the weight of failure that had pressed against his chest every day since. Tonight, he would return to the physical location. But the haunting had never really been about geography. </w:t>
+        <w:t xml:space="preserve">(Read this if you came via: P4A1-B, P4A2-A, P4B2-B)</w:t>
+      </w:r>
+      <w:r>
+        <w:rPr>
+          <w:rtl w:val="0"/>
+        </w:rPr>
+      </w:r>
+    </w:p>
+    <w:p>
+      <w:pPr>
+        <w:rPr/>
+      </w:pPr>
+      <w:r>
+        <w:rPr>
+          <w:rtl w:val="0"/>
+        </w:rPr>
+        <w:t xml:space="preserve">The exertion pulled at his injured shoulder, sending waves of pain through his arm and chest. Kael gritted his teeth and kept moving. Pain was information, nothing more. Information that his body was damaged, that he was operating at reduced capacity, that any physical confrontation would put him at a severe disadvantage. Useful information, but not actionable. He couldn't afford to slow down.</w:t>
+      </w:r>
+    </w:p>
+    <w:p>
+      <w:pPr>
+        <w:rPr/>
+      </w:pPr>
+      <w:r>
+        <w:rPr>
+          <w:rtl w:val="0"/>
+        </w:rPr>
+        <w:t xml:space="preserve">The coal chute was where Delaney had described it, a rusted metal panel set into the asylum's foundation, hidden behind a tangle of dead vines. Kael worked at the edges with his knife, prying the corroded metal away from stone that crumbled at his touch. The opening revealed was narrow, barely wide enough for his shoulders, angling downward into absolute darkness.</w:t>
+      </w:r>
+    </w:p>
+    <w:p>
+      <w:pPr>
+        <w:rPr/>
+      </w:pPr>
+      <w:r>
+        <w:rPr>
+          <w:rtl w:val="0"/>
+        </w:rPr>
+        <w:t xml:space="preserve">He removed his jacket, secured his weapon, and began the descent. </w:t>
       </w:r>
       <w:r>
         <w:rPr>
@@ -1075,327 +1441,164 @@
           <w:color w:val="0000c8"/>
           <w:rtl w:val="0"/>
         </w:rPr>
-        <w:t xml:space="preserve">[All PATHS:</w:t>
-      </w:r>
-      <w:r>
-        <w:rPr>
-          <w:rtl w:val="0"/>
-        </w:rPr>
-      </w:r>
-    </w:p>
-    <w:p>
-      <w:pPr>
-        <w:rPr/>
-      </w:pPr>
-      <w:r>
-        <w:rPr>
-          <w:rtl w:val="0"/>
-        </w:rPr>
-        <w:t xml:space="preserve">Blackwood Asylum emerged from the darkness ahead, its silhouette a jagged tear in the night sky. Gothic architecture reduced to ruin, copper spires bent by neglect, windows that stared like empty eye sockets at anyone foolish enough to approach. The building had been beautiful once, in the way that institutions designed to contain madness sometimes achieved beauty. Now it was something else entirely. A monument to abandoned hope. A stage for tragedy.</w:t>
-      </w:r>
-    </w:p>
-    <w:p>
-      <w:pPr>
-        <w:rPr/>
-      </w:pPr>
-      <w:r>
-        <w:rPr>
-          <w:rtl w:val="0"/>
-        </w:rPr>
-        <w:t xml:space="preserve">Kael parked the car in a stand of dead trees half a mile from the asylum's perimeter. From here, he could see the lights of the official response gathering near the main entrance. Police vehicles, federal SUVs, tactical vans disgorging armored officers. The cavalry had arrived, overwhelming force preparing to assault a building that had probably already been seeded with traps and ambushes.</w:t>
-      </w:r>
-    </w:p>
-    <w:p>
-      <w:pPr>
-        <w:rPr/>
-      </w:pPr>
-      <w:r>
-        <w:rPr>
-          <w:rtl w:val="0"/>
-        </w:rPr>
-        <w:t xml:space="preserve">He wouldn't be going in through the front door. The official response would draw The Whisper's attention, consume his resources, create chaos that might provide cover for a different approach. Delaney had mentioned a coal chute on the eastern side, a forgotten entrance that The Whisper might not know about.</w:t>
-      </w:r>
-    </w:p>
-    <w:p>
-      <w:pPr>
-        <w:rPr/>
-      </w:pPr>
-      <w:r>
-        <w:rPr>
-          <w:rtl w:val="0"/>
-        </w:rPr>
-        <w:t xml:space="preserve">It was a thin hope. But thin hopes were all Kael had left.</w:t>
-      </w:r>
-    </w:p>
-    <w:p>
-      <w:pPr>
-        <w:rPr/>
-      </w:pPr>
-      <w:r>
-        <w:rPr>
-          <w:rtl w:val="0"/>
-        </w:rPr>
-        <w:t xml:space="preserve">He checked his weapon, secured his evidence, and began walking toward the asylum. </w:t>
-      </w:r>
-      <w:r>
-        <w:rPr>
-          <w:b w:val="1"/>
-          <w:bCs w:val="1"/>
-          <w:i w:val="1"/>
-          <w:iCs w:val="1"/>
-          <w:color w:val="0000c8"/>
-          <w:rtl w:val="0"/>
-        </w:rPr>
-        <w:t xml:space="preserve">]</w:t>
-      </w:r>
-      <w:r>
-        <w:rPr>
-          <w:rtl w:val="0"/>
-        </w:rPr>
-      </w:r>
-    </w:p>
-    <w:p>
-      <w:pPr>
-        <w:rPr/>
-      </w:pPr>
-      <w:r>
-        <w:rPr>
-          <w:b w:val="1"/>
-          <w:bCs w:val="1"/>
-          <w:sz w:val="28"/>
-          <w:szCs w:val="28"/>
-          <w:rtl w:val="0"/>
-        </w:rPr>
-        <w:t xml:space="preserve">CHAPTER 6.2 (SCENARIO C): The Narrow Path</w:t>
-      </w:r>
-      <w:r>
-        <w:rPr>
-          <w:rtl w:val="0"/>
-        </w:rPr>
-      </w:r>
-    </w:p>
-    <w:p>
-      <w:pPr>
-        <w:rPr/>
-      </w:pPr>
-      <w:r>
-        <w:rPr>
-          <w:rtl w:val="0"/>
-        </w:rPr>
-        <w:t xml:space="preserve">PREVIOUSLY: Kael approached Blackwood Asylum alone, his resources limited and his allies nonexistent. The official response was gathering at the main entrance while Kael sought a different way in, a forgotten route that might allow him to reach Lila Thorne before The Whisper could complete his endgame.</w:t>
-      </w:r>
-    </w:p>
-    <w:p>
-      <w:pPr>
-        <w:rPr/>
-      </w:pPr>
-      <w:r>
-        <w:rPr>
-          <w:rtl w:val="0"/>
-        </w:rPr>
-        <w:t xml:space="preserve">BRIDGE TEXT: The asylum's eastern wall rose before Kael like a judgment, and he found himself wondering if the building recognized him, if stones could remember the failures of the men who had walked within them.</w:t>
-      </w:r>
-    </w:p>
-    <w:p>
-      <w:pPr>
-        <w:rPr/>
-      </w:pPr>
-      <w:r>
-        <w:rPr>
-          <w:b w:val="1"/>
-          <w:bCs w:val="1"/>
-          <w:sz w:val="32"/>
-          <w:szCs w:val="32"/>
-          <w:rtl w:val="0"/>
-        </w:rPr>
-        <w:t xml:space="preserve">NARRATIVE:</w:t>
-      </w:r>
-      <w:r>
-        <w:rPr>
-          <w:rtl w:val="0"/>
-        </w:rPr>
-      </w:r>
-    </w:p>
-    <w:p>
-      <w:pPr>
-        <w:rPr/>
-      </w:pPr>
-      <w:r>
-        <w:rPr>
-          <w:b w:val="1"/>
-          <w:bCs w:val="1"/>
-          <w:i w:val="1"/>
-          <w:iCs w:val="1"/>
-          <w:color w:val="0000c8"/>
-          <w:rtl w:val="0"/>
-        </w:rPr>
-        <w:t xml:space="preserve">[All PATHS:</w:t>
-      </w:r>
-      <w:r>
-        <w:rPr>
-          <w:rtl w:val="0"/>
-        </w:rPr>
-      </w:r>
-    </w:p>
-    <w:p>
-      <w:pPr>
-        <w:rPr/>
-      </w:pPr>
-      <w:r>
-        <w:rPr>
-          <w:rtl w:val="0"/>
-        </w:rPr>
-        <w:t xml:space="preserve">The perimeter security was concentrated near the main entrance, where the official assault would come. The eastern approach was dark, unmonitored, forgotten. Kael moved through the overgrown grounds with careful attention to every footfall, every shadow, every sound that might indicate he had been detected.</w:t>
-      </w:r>
-    </w:p>
-    <w:p>
-      <w:pPr>
-        <w:rPr/>
-      </w:pPr>
-      <w:r>
-        <w:rPr>
-          <w:rtl w:val="0"/>
-        </w:rPr>
-        <w:t xml:space="preserve">The asylum grounds had once been landscaped gardens, therapeutic spaces where troubled patients could walk among flowers and feel something approaching peace. Now the gardens were wilderness, decades of neglect transforming cultivated beauty into chaotic growth. Dead trees clawed at the sky. Overgrown hedges created walls of thorns that scratched at Kael's arms as he pushed through. The smell was decay and damp earth and something underneath, something organic, something that spoke of bodies returning to the soil. </w:t>
-      </w:r>
-      <w:r>
-        <w:rPr>
-          <w:b w:val="1"/>
-          <w:bCs w:val="1"/>
-          <w:i w:val="1"/>
-          <w:iCs w:val="1"/>
-          <w:color w:val="0000c8"/>
-          <w:rtl w:val="0"/>
-        </w:rPr>
-        <w:t xml:space="preserve">]</w:t>
-      </w:r>
-      <w:r>
-        <w:rPr>
-          <w:rtl w:val="0"/>
-        </w:rPr>
-      </w:r>
-    </w:p>
-    <w:p>
-      <w:pPr>
-        <w:rPr/>
-      </w:pPr>
-      <w:r>
-        <w:rPr>
-          <w:b w:val="1"/>
-          <w:bCs w:val="1"/>
-          <w:i w:val="1"/>
-          <w:iCs w:val="1"/>
-          <w:color w:val="0000c8"/>
-          <w:rtl w:val="0"/>
-        </w:rPr>
-        <w:t xml:space="preserve">[IF WOUNDED:</w:t>
-      </w:r>
-      <w:r>
-        <w:rPr>
-          <w:rtl w:val="0"/>
-        </w:rPr>
-      </w:r>
-    </w:p>
-    <w:p>
-      <w:pPr>
-        <w:rPr/>
-      </w:pPr>
-      <w:r>
+        <w:t xml:space="preserve">[IF INNOCENT_BLOOD:</w:t>
+      </w:r>
+      <w:r>
+        <w:rPr>
+          <w:rtl w:val="0"/>
+        </w:rPr>
+      </w:r>
+    </w:p>
+    <w:p>
+      <w:pPr>
         <w:rPr>
           <w:i w:val="1"/>
           <w:iCs w:val="1"/>
           <w:color w:val="646464"/>
           <w:sz w:val="18"/>
           <w:szCs w:val="18"/>
-          <w:rtl w:val="0"/>
-        </w:rPr>
-        <w:t xml:space="preserve">(Read this if you came via: P4A1-B, P4A2-A, P4B2-B)</w:t>
-      </w:r>
-      <w:r>
-        <w:rPr>
-          <w:rtl w:val="0"/>
-        </w:rPr>
-      </w:r>
-    </w:p>
-    <w:p>
-      <w:pPr>
-        <w:rPr/>
-      </w:pPr>
-      <w:r>
-        <w:rPr>
-          <w:rtl w:val="0"/>
-        </w:rPr>
-        <w:t xml:space="preserve">The exertion pulled at his injured shoulder, sending waves of pain through his arm and chest. Kael gritted his teeth and kept moving. Pain was information, nothing more. Information that his body was damaged, that he was operating at reduced capacity, that any physical confrontation would put him at a severe disadvantage. Useful information, but not actionable. He couldn't afford to slow down.</w:t>
-      </w:r>
-    </w:p>
-    <w:p>
-      <w:pPr>
-        <w:rPr/>
-      </w:pPr>
-      <w:r>
-        <w:rPr>
-          <w:rtl w:val="0"/>
-        </w:rPr>
-        <w:t xml:space="preserve">The coal chute was where Delaney had described it, a rusted metal panel set into the asylum's foundation, hidden behind a tangle of dead vines. Kael worked at the edges with his knife, prying the corroded metal away from stone that crumbled at his touch. The opening revealed was narrow, barely wide enough for his shoulders, angling downward into absolute darkness.</w:t>
-      </w:r>
-    </w:p>
-    <w:p>
-      <w:pPr>
-        <w:rPr/>
-      </w:pPr>
-      <w:r>
-        <w:rPr>
-          <w:rtl w:val="0"/>
-        </w:rPr>
-        <w:t xml:space="preserve">He removed his jacket, secured his weapon, and began the descent. </w:t>
-      </w:r>
-      <w:r>
-        <w:rPr>
-          <w:b w:val="1"/>
-          <w:bCs w:val="1"/>
-          <w:i w:val="1"/>
-          <w:iCs w:val="1"/>
-          <w:color w:val="0000c8"/>
-          <w:rtl w:val="0"/>
-        </w:rPr>
-        <w:t xml:space="preserve">]</w:t>
-      </w:r>
-      <w:r>
-        <w:rPr>
-          <w:rtl w:val="0"/>
-        </w:rPr>
-      </w:r>
-    </w:p>
-    <w:p>
-      <w:pPr>
-        <w:rPr/>
-      </w:pPr>
-      <w:r>
-        <w:rPr>
-          <w:b w:val="1"/>
-          <w:bCs w:val="1"/>
-          <w:i w:val="1"/>
-          <w:iCs w:val="1"/>
-          <w:color w:val="0000c8"/>
-          <w:rtl w:val="0"/>
-        </w:rPr>
-        <w:t xml:space="preserve">[IF INNOCENT_BLOOD:</w:t>
-      </w:r>
-      <w:r>
-        <w:rPr>
-          <w:rtl w:val="0"/>
-        </w:rPr>
-      </w:r>
-    </w:p>
-    <w:p>
-      <w:pPr>
+        </w:rPr>
+      </w:pPr>
+      <w:r>
         <w:rPr>
           <w:i w:val="1"/>
           <w:iCs w:val="1"/>
           <w:color w:val="646464"/>
           <w:sz w:val="18"/>
           <w:szCs w:val="18"/>
-        </w:rPr>
+          <w:rtl w:val="0"/>
+        </w:rPr>
+        <w:t xml:space="preserve">(Read this if you came via: P3A2-B, P3B2-A, P3B2-B)</w:t>
+      </w:r>
+    </w:p>
+    <w:p>
+      <w:pPr>
+        <w:rPr/>
+      </w:pPr>
+      <w:r>
+        <w:rPr>
+          <w:rtl w:val="0"/>
+        </w:rPr>
+        <w:t xml:space="preserve">Harold Metz descended beside him, the ghost somehow occupying the narrow space without displacement. The veteran's presence was a comfort Kael hadn't expected, a reminder that he wasn't entirely alone, even if his only companion was dead.</w:t>
+      </w:r>
+    </w:p>
+    <w:p>
+      <w:pPr>
+        <w:rPr/>
+      </w:pPr>
+      <w:r>
+        <w:rPr>
+          <w:rtl w:val="0"/>
+        </w:rPr>
+        <w:t xml:space="preserve">"Tight fit," Harold observed. "Reminds me of the tunnels in Da Nang. We used to send the smallest guys first, the ones who could squeeze through spaces that would trap a bigger man. They called them tunnel rats. Dangerous work. A lot of them didn't come back."</w:t>
+      </w:r>
+    </w:p>
+    <w:p>
+      <w:pPr>
+        <w:rPr/>
+      </w:pPr>
+      <w:r>
+        <w:rPr>
+          <w:rtl w:val="0"/>
+        </w:rPr>
+        <w:t xml:space="preserve">"Are you trying to encourage me?"</w:t>
+      </w:r>
+    </w:p>
+    <w:p>
+      <w:pPr>
+        <w:rPr/>
+      </w:pPr>
+      <w:r>
+        <w:rPr>
+          <w:rtl w:val="0"/>
+        </w:rPr>
+        <w:t xml:space="preserve">"I'm trying to prepare you. Whatever's waiting down there, it's not going to be pretty. The men who designed these places, they didn't think about escape routes. They thought about containment. Keeping people in, not letting them out."</w:t>
+      </w:r>
+    </w:p>
+    <w:p>
+      <w:pPr>
+        <w:rPr/>
+      </w:pPr>
+      <w:r>
+        <w:rPr>
+          <w:rtl w:val="0"/>
+        </w:rPr>
+        <w:t xml:space="preserve">"Thanks for the history lesson."</w:t>
+      </w:r>
+    </w:p>
+    <w:p>
+      <w:pPr>
+        <w:rPr/>
+      </w:pPr>
+      <w:r>
+        <w:rPr>
+          <w:rtl w:val="0"/>
+        </w:rPr>
+        <w:t xml:space="preserve">"History is all the dead have to offer. Take it or leave it."</w:t>
+      </w:r>
+    </w:p>
+    <w:p>
+      <w:pPr>
+        <w:rPr/>
+      </w:pPr>
+      <w:r>
+        <w:rPr>
+          <w:rtl w:val="0"/>
+        </w:rPr>
+        <w:t xml:space="preserve">The chute deposited Kael in a basement corridor that time had treated unkindly. Water damage had transformed the walls into organic shapes, bulging and receding in patterns that made the passageway feel alive. Pipes ran along the ceiling, some intact and others burst, dripping moisture that had accumulated into stagnant pools on the floor. The smell was mold and decay and the particular mustiness of places that had been sealed away from air and light for too long.</w:t>
+      </w:r>
+    </w:p>
+    <w:p>
+      <w:pPr>
+        <w:rPr/>
+      </w:pPr>
+      <w:r>
+        <w:rPr>
+          <w:rtl w:val="0"/>
+        </w:rPr>
+        <w:t xml:space="preserve">He moved carefully, testing each footfall, listening for any sound that might indicate he wasn't alone. The basement was silent except for the drip of water and the distant rumble of what might have been the official assault beginning far above. </w:t>
+      </w:r>
+      <w:r>
+        <w:rPr>
+          <w:b w:val="1"/>
+          <w:bCs w:val="1"/>
+          <w:i w:val="1"/>
+          <w:iCs w:val="1"/>
+          <w:color w:val="0000c8"/>
+          <w:rtl w:val="0"/>
+        </w:rPr>
+        <w:t xml:space="preserve">]</w:t>
+      </w:r>
+      <w:r>
+        <w:rPr>
+          <w:rtl w:val="0"/>
+        </w:rPr>
+      </w:r>
+    </w:p>
+    <w:p>
+      <w:pPr>
+        <w:rPr/>
+      </w:pPr>
+      <w:r>
+        <w:rPr>
+          <w:b w:val="1"/>
+          <w:bCs w:val="1"/>
+          <w:i w:val="1"/>
+          <w:iCs w:val="1"/>
+          <w:color w:val="0000c8"/>
+          <w:rtl w:val="0"/>
+        </w:rPr>
+        <w:t xml:space="preserve">[IF LIMITED_RESOURCES:</w:t>
+      </w:r>
+      <w:r>
+        <w:rPr>
+          <w:rtl w:val="0"/>
+        </w:rPr>
+      </w:r>
+    </w:p>
+    <w:p>
+      <w:pPr>
+        <w:rPr/>
       </w:pPr>
       <w:r>
         <w:rPr>
@@ -1406,95 +1609,34 @@
           <w:szCs w:val="18"/>
           <w:rtl w:val="0"/>
         </w:rPr>
-        <w:t xml:space="preserve">(Read this if you came via: P3A2-B, P3B2-A, P3B2-B)</w:t>
-      </w:r>
-    </w:p>
-    <w:p>
-      <w:pPr>
-        <w:rPr/>
-      </w:pPr>
-      <w:r>
-        <w:rPr>
-          <w:rtl w:val="0"/>
-        </w:rPr>
-        <w:t xml:space="preserve">Harold Metz descended beside him, the ghost somehow occupying the narrow space without displacement. The veteran's presence was a comfort Kael hadn't expected, a reminder that he wasn't entirely alone, even if his only companion was dead.</w:t>
-      </w:r>
-    </w:p>
-    <w:p>
-      <w:pPr>
-        <w:rPr/>
-      </w:pPr>
-      <w:r>
-        <w:rPr>
-          <w:rtl w:val="0"/>
-        </w:rPr>
-        <w:t xml:space="preserve">"Tight fit," Harold observed. "Reminds me of the tunnels in Da Nang. We used to send the smallest guys first, the ones who could squeeze through spaces that would trap a bigger man. They called them tunnel rats. Dangerous work. A lot of them didn't come back."</w:t>
-      </w:r>
-    </w:p>
-    <w:p>
-      <w:pPr>
-        <w:rPr/>
-      </w:pPr>
-      <w:r>
-        <w:rPr>
-          <w:rtl w:val="0"/>
-        </w:rPr>
-        <w:t xml:space="preserve">"Are you trying to encourage me?"</w:t>
-      </w:r>
-    </w:p>
-    <w:p>
-      <w:pPr>
-        <w:rPr/>
-      </w:pPr>
-      <w:r>
-        <w:rPr>
-          <w:rtl w:val="0"/>
-        </w:rPr>
-        <w:t xml:space="preserve">"I'm trying to prepare you. Whatever's waiting down there, it's not going to be pretty. The men who designed these places, they didn't think about escape routes. They thought about containment. Keeping people in, not letting them out."</w:t>
-      </w:r>
-    </w:p>
-    <w:p>
-      <w:pPr>
-        <w:rPr/>
-      </w:pPr>
-      <w:r>
-        <w:rPr>
-          <w:rtl w:val="0"/>
-        </w:rPr>
-        <w:t xml:space="preserve">"Thanks for the history lesson."</w:t>
-      </w:r>
-    </w:p>
-    <w:p>
-      <w:pPr>
-        <w:rPr/>
-      </w:pPr>
-      <w:r>
-        <w:rPr>
-          <w:rtl w:val="0"/>
-        </w:rPr>
-        <w:t xml:space="preserve">"History is all the dead have to offer. Take it or leave it."</w:t>
-      </w:r>
-    </w:p>
-    <w:p>
-      <w:pPr>
-        <w:rPr/>
-      </w:pPr>
-      <w:r>
-        <w:rPr>
-          <w:rtl w:val="0"/>
-        </w:rPr>
-        <w:t xml:space="preserve">The chute deposited Kael in a basement corridor that time had treated unkindly. Water damage had transformed the walls into organic shapes, bulging and receding in patterns that made the passageway feel alive. Pipes ran along the ceiling, some intact and others burst, dripping moisture that had accumulated into stagnant pools on the floor. The smell was mold and decay and the particular mustiness of places that had been sealed away from air and light for too long.</w:t>
-      </w:r>
-    </w:p>
-    <w:p>
-      <w:pPr>
-        <w:rPr/>
-      </w:pPr>
-      <w:r>
-        <w:rPr>
-          <w:rtl w:val="0"/>
-        </w:rPr>
-        <w:t xml:space="preserve">He moved carefully, testing each footfall, listening for any sound that might indicate he wasn't alone. The basement was silent except for the drip of water and the distant rumble of what might have been the official assault beginning far above. </w:t>
+        <w:t xml:space="preserve">(Read this if you came via: P4B2-B)</w:t>
+      </w:r>
+      <w:r>
+        <w:rPr>
+          <w:rtl w:val="0"/>
+        </w:rPr>
+      </w:r>
+    </w:p>
+    <w:p>
+      <w:pPr>
+        <w:rPr/>
+      </w:pPr>
+      <w:r>
+        <w:rPr>
+          <w:rtl w:val="0"/>
+        </w:rPr>
+        <w:t xml:space="preserve">His flashlight was a small tactical model, its beam barely sufficient to illuminate the corridor ahead. Kael used it sparingly, flicking it on to check his path, then off again to preserve his night vision and reduce the chance of detection. The darkness pressed close around him, thick and almost tangible, the kind of darkness that seemed to have weight and substance.</w:t>
+      </w:r>
+    </w:p>
+    <w:p>
+      <w:pPr>
+        <w:rPr/>
+      </w:pPr>
+      <w:r>
+        <w:rPr>
+          <w:rtl w:val="0"/>
+        </w:rPr>
+        <w:t xml:space="preserve">Every resource counted now. Every bullet, every minute of battery life, every ounce of energy. He couldn't afford to waste anything on the approach. Whatever he had left when he reached the surgical theater would have to be enough. </w:t>
       </w:r>
       <w:r>
         <w:rPr>
@@ -1526,7 +1668,7 @@
           <w:color w:val="0000c8"/>
           <w:rtl w:val="0"/>
         </w:rPr>
-        <w:t xml:space="preserve">[IF LIMITED_RESOURCES:</w:t>
+        <w:t xml:space="preserve">[IF SEEKING_REDEMPTION:</w:t>
       </w:r>
       <w:r>
         <w:rPr>
@@ -1547,34 +1689,56 @@
           <w:szCs w:val="18"/>
           <w:rtl w:val="0"/>
         </w:rPr>
-        <w:t xml:space="preserve">(Read this if you came via: P4B2-B)</w:t>
-      </w:r>
-      <w:r>
-        <w:rPr>
-          <w:rtl w:val="0"/>
-        </w:rPr>
-      </w:r>
-    </w:p>
-    <w:p>
-      <w:pPr>
-        <w:rPr/>
-      </w:pPr>
-      <w:r>
-        <w:rPr>
-          <w:rtl w:val="0"/>
-        </w:rPr>
-        <w:t xml:space="preserve">His flashlight was a small tactical model, its beam barely sufficient to illuminate the corridor ahead. Kael used it sparingly, flicking it on to check his path, then off again to preserve his night vision and reduce the chance of detection. The darkness pressed close around him, thick and almost tangible, the kind of darkness that seemed to have weight and substance.</w:t>
-      </w:r>
-    </w:p>
-    <w:p>
-      <w:pPr>
-        <w:rPr/>
-      </w:pPr>
-      <w:r>
-        <w:rPr>
-          <w:rtl w:val="0"/>
-        </w:rPr>
-        <w:t xml:space="preserve">Every resource counted now. Every bullet, every minute of battery life, every ounce of energy. He couldn't afford to waste anything on the approach. Whatever he had left when he reached the surgical theater would have to be enough. </w:t>
+        <w:t xml:space="preserve">(Read this if you came via: ALL PATHS - P2B1-A, P2B2-B, P3A2-B, P3B2-A, P3B2-B, P4A1-B, P4A2-A, P4B2-B)</w:t>
+      </w:r>
+      <w:r>
+        <w:rPr>
+          <w:rtl w:val="0"/>
+        </w:rPr>
+      </w:r>
+    </w:p>
+    <w:p>
+      <w:pPr>
+        <w:rPr/>
+      </w:pPr>
+      <w:r>
+        <w:rPr>
+          <w:rtl w:val="0"/>
+        </w:rPr>
+        <w:t xml:space="preserve">The basement felt like purgatory, a transitional space between the world above and something deeper, something darker. Kael had read once that medieval theologians imagined purgatory as a place of cleansing, where souls shed the weight of their sins before ascending to heaven. He wasn't sure he believed in heaven. But he believed in the weight of sins. He felt it every day, pressing down on his shoulders, bending his spine, making every step forward an act of will.</w:t>
+      </w:r>
+    </w:p>
+    <w:p>
+      <w:pPr>
+        <w:rPr/>
+      </w:pPr>
+      <w:r>
+        <w:rPr>
+          <w:rtl w:val="0"/>
+        </w:rPr>
+        <w:t xml:space="preserve">Maybe tonight was his purgatory. Maybe what waited above was his chance at cleansing. Or maybe it was just another trap in a life that had become nothing but traps.</w:t>
+      </w:r>
+    </w:p>
+    <w:p>
+      <w:pPr>
+        <w:rPr/>
+      </w:pPr>
+      <w:r>
+        <w:rPr>
+          <w:rtl w:val="0"/>
+        </w:rPr>
+        <w:t xml:space="preserve">The stairs emerged from the darkness, a concrete stairwell that rose toward the upper floors. Kael climbed silently, his weapon drawn, his senses straining for any indication of danger. The sounds of combat grew clearer as he ascended, gunfire and shouting from somewhere near the main entrance. The official assault was fully engaged now, drawing The Whisper's attention exactly as Kael had hoped.</w:t>
+      </w:r>
+    </w:p>
+    <w:p>
+      <w:pPr>
+        <w:rPr/>
+      </w:pPr>
+      <w:r>
+        <w:rPr>
+          <w:rtl w:val="0"/>
+        </w:rPr>
+        <w:t xml:space="preserve">He reached the first floor landing and paused, orienting himself. The surgical theater was three floors up, accessible through corridors he remembered from three years ago. The geography of nightmare, seared into his memory, inescapable even in dreams. </w:t>
       </w:r>
       <w:r>
         <w:rPr>
@@ -1606,7 +1770,7 @@
           <w:color w:val="0000c8"/>
           <w:rtl w:val="0"/>
         </w:rPr>
-        <w:t xml:space="preserve">[IF SEEKING_REDEMPTION:</w:t>
+        <w:t xml:space="preserve">[IF EXPOSED OR FAMOUS:</w:t>
       </w:r>
       <w:r>
         <w:rPr>
@@ -1627,56 +1791,56 @@
           <w:szCs w:val="18"/>
           <w:rtl w:val="0"/>
         </w:rPr>
-        <w:t xml:space="preserve">(Read this if you came via: ALL PATHS - P2B1-A, P2B2-B, P3A2-B, P3B2-A, P3B2-B, P4A1-B, P4A2-A, P4B2-B)</w:t>
-      </w:r>
-      <w:r>
-        <w:rPr>
-          <w:rtl w:val="0"/>
-        </w:rPr>
-      </w:r>
-    </w:p>
-    <w:p>
-      <w:pPr>
-        <w:rPr/>
-      </w:pPr>
-      <w:r>
-        <w:rPr>
-          <w:rtl w:val="0"/>
-        </w:rPr>
-        <w:t xml:space="preserve">The basement felt like purgatory, a transitional space between the world above and something deeper, something darker. Kael had read once that medieval theologians imagined purgatory as a place of cleansing, where souls shed the weight of their sins before ascending to heaven. He wasn't sure he believed in heaven. But he believed in the weight of sins. He felt it every day, pressing down on his shoulders, bending his spine, making every step forward an act of will.</w:t>
-      </w:r>
-    </w:p>
-    <w:p>
-      <w:pPr>
-        <w:rPr/>
-      </w:pPr>
-      <w:r>
-        <w:rPr>
-          <w:rtl w:val="0"/>
-        </w:rPr>
-        <w:t xml:space="preserve">Maybe tonight was his purgatory. Maybe what waited above was his chance at cleansing. Or maybe it was just another trap in a life that had become nothing but traps.</w:t>
-      </w:r>
-    </w:p>
-    <w:p>
-      <w:pPr>
-        <w:rPr/>
-      </w:pPr>
-      <w:r>
-        <w:rPr>
-          <w:rtl w:val="0"/>
-        </w:rPr>
-        <w:t xml:space="preserve">The stairs emerged from the darkness, a concrete stairwell that rose toward the upper floors. Kael climbed silently, his weapon drawn, his senses straining for any indication of danger. The sounds of combat grew clearer as he ascended, gunfire and shouting from somewhere near the main entrance. The official assault was fully engaged now, drawing The Whisper's attention exactly as Kael had hoped.</w:t>
-      </w:r>
-    </w:p>
-    <w:p>
-      <w:pPr>
-        <w:rPr/>
-      </w:pPr>
-      <w:r>
-        <w:rPr>
-          <w:rtl w:val="0"/>
-        </w:rPr>
-        <w:t xml:space="preserve">He reached the first floor landing and paused, orienting himself. The surgical theater was three floors up, accessible through corridors he remembered from three years ago. The geography of nightmare, seared into his memory, inescapable even in dreams. </w:t>
+        <w:t xml:space="preserve">(Read this if you came via: P2B1-A, P2B2-B, P3B2-A)</w:t>
+      </w:r>
+      <w:r>
+        <w:rPr>
+          <w:rtl w:val="0"/>
+        </w:rPr>
+      </w:r>
+    </w:p>
+    <w:p>
+      <w:pPr>
+        <w:rPr/>
+      </w:pPr>
+      <w:r>
+        <w:rPr>
+          <w:rtl w:val="0"/>
+        </w:rPr>
+        <w:t xml:space="preserve">His face would be recognized if any of The Whisper's operatives spotted him. The coverage had been extensive, his photograph broadcast alongside stories about the corruption scandal, the commissioner's shooting, the man at the center of the city's unraveling. Anonymity was no longer an option. Speed and stealth were his only advantages.</w:t>
+      </w:r>
+    </w:p>
+    <w:p>
+      <w:pPr>
+        <w:rPr/>
+      </w:pPr>
+      <w:r>
+        <w:rPr>
+          <w:rtl w:val="0"/>
+        </w:rPr>
+        <w:t xml:space="preserve">He moved through the first floor corridor, past rooms that had once housed the troubled and the lost. Hospital beds remained in some, their mattresses rotted to springs and stuffing. Medical equipment rusted in corners. The walls were covered in peeling paint and, in places, writing that patients had scratched into the plaster. Prayers, threats, pleas for help that had never come.</w:t>
+      </w:r>
+    </w:p>
+    <w:p>
+      <w:pPr>
+        <w:rPr/>
+      </w:pPr>
+      <w:r>
+        <w:rPr>
+          <w:rtl w:val="0"/>
+        </w:rPr>
+        <w:t xml:space="preserve">One message caught his attention, carved deep into the wall near a doorway: "GOD SEES EVERYTHING BUT DOES NOTHING."</w:t>
+      </w:r>
+    </w:p>
+    <w:p>
+      <w:pPr>
+        <w:rPr/>
+      </w:pPr>
+      <w:r>
+        <w:rPr>
+          <w:rtl w:val="0"/>
+        </w:rPr>
+        <w:t xml:space="preserve">The sentiment resonated more than Kael wanted to admit. </w:t>
       </w:r>
       <w:r>
         <w:rPr>
@@ -1708,7 +1872,7 @@
           <w:color w:val="0000c8"/>
           <w:rtl w:val="0"/>
         </w:rPr>
-        <w:t xml:space="preserve">[IF EXPOSED OR FAMOUS:</w:t>
+        <w:t xml:space="preserve">[IF INNOCENT_BLOOD:</w:t>
       </w:r>
       <w:r>
         <w:rPr>
@@ -1729,56 +1893,78 @@
           <w:szCs w:val="18"/>
           <w:rtl w:val="0"/>
         </w:rPr>
-        <w:t xml:space="preserve">(Read this if you came via: P2B1-A, P2B2-B, P3B2-A)</w:t>
-      </w:r>
-      <w:r>
-        <w:rPr>
-          <w:rtl w:val="0"/>
-        </w:rPr>
-      </w:r>
-    </w:p>
-    <w:p>
-      <w:pPr>
-        <w:rPr/>
-      </w:pPr>
-      <w:r>
-        <w:rPr>
-          <w:rtl w:val="0"/>
-        </w:rPr>
-        <w:t xml:space="preserve">His face would be recognized if any of The Whisper's operatives spotted him. The coverage had been extensive, his photograph broadcast alongside stories about the corruption scandal, the commissioner's shooting, the man at the center of the city's unraveling. Anonymity was no longer an option. Speed and stealth were his only advantages.</w:t>
-      </w:r>
-    </w:p>
-    <w:p>
-      <w:pPr>
-        <w:rPr/>
-      </w:pPr>
-      <w:r>
-        <w:rPr>
-          <w:rtl w:val="0"/>
-        </w:rPr>
-        <w:t xml:space="preserve">He moved through the first floor corridor, past rooms that had once housed the troubled and the lost. Hospital beds remained in some, their mattresses rotted to springs and stuffing. Medical equipment rusted in corners. The walls were covered in peeling paint and, in places, writing that patients had scratched into the plaster. Prayers, threats, pleas for help that had never come.</w:t>
-      </w:r>
-    </w:p>
-    <w:p>
-      <w:pPr>
-        <w:rPr/>
-      </w:pPr>
-      <w:r>
-        <w:rPr>
-          <w:rtl w:val="0"/>
-        </w:rPr>
-        <w:t xml:space="preserve">One message caught his attention, carved deep into the wall near a doorway: "GOD SEES EVERYTHING BUT DOES NOTHING."</w:t>
-      </w:r>
-    </w:p>
-    <w:p>
-      <w:pPr>
-        <w:rPr/>
-      </w:pPr>
-      <w:r>
-        <w:rPr>
-          <w:rtl w:val="0"/>
-        </w:rPr>
-        <w:t xml:space="preserve">The sentiment resonated more than Kael wanted to admit. </w:t>
+        <w:t xml:space="preserve">(Read this if you came via: P3A2-B, P3B2-A, P3B2-B)</w:t>
+      </w:r>
+      <w:r>
+        <w:rPr>
+          <w:rtl w:val="0"/>
+        </w:rPr>
+      </w:r>
+    </w:p>
+    <w:p>
+      <w:pPr>
+        <w:rPr/>
+      </w:pPr>
+      <w:r>
+        <w:rPr>
+          <w:rtl w:val="0"/>
+        </w:rPr>
+        <w:t xml:space="preserve">"The people who lived here," Harold said, walking beside Kael through the ruined corridor. "They were the ones society didn't want to think about. The broken ones, the dangerous ones, the ones whose minds worked differently than everyone expected. They locked them away in places like this and pretended they didn't exist."</w:t>
+      </w:r>
+    </w:p>
+    <w:p>
+      <w:pPr>
+        <w:rPr/>
+      </w:pPr>
+      <w:r>
+        <w:rPr>
+          <w:rtl w:val="0"/>
+        </w:rPr>
+        <w:t xml:space="preserve">"That's what asylums were for."</w:t>
+      </w:r>
+    </w:p>
+    <w:p>
+      <w:pPr>
+        <w:rPr/>
+      </w:pPr>
+      <w:r>
+        <w:rPr>
+          <w:rtl w:val="0"/>
+        </w:rPr>
+        <w:t xml:space="preserve">"That's what everything is for. Hiding the parts of ourselves we don't want to see. Locking them away where they can't embarrass us." Harold's ghost stopped at a doorway, peering into the room beyond. "But the locked-away parts don't disappear. They just wait. And eventually, they break free."</w:t>
+      </w:r>
+    </w:p>
+    <w:p>
+      <w:pPr>
+        <w:rPr/>
+      </w:pPr>
+      <w:r>
+        <w:rPr>
+          <w:rtl w:val="0"/>
+        </w:rPr>
+        <w:t xml:space="preserve">An operative appeared at the end of the corridor, one of The Whisper's people, moving toward the sounds of combat. Kael pressed himself into a doorway, controlling his breathing, making himself small and still and invisible. The operative passed without noticing, footsteps receding into the distance.</w:t>
+      </w:r>
+    </w:p>
+    <w:p>
+      <w:pPr>
+        <w:rPr/>
+      </w:pPr>
+      <w:r>
+        <w:rPr>
+          <w:rtl w:val="0"/>
+        </w:rPr>
+        <w:t xml:space="preserve">Kael counted to twenty, then resumed his advance.</w:t>
+      </w:r>
+    </w:p>
+    <w:p>
+      <w:pPr>
+        <w:rPr/>
+      </w:pPr>
+      <w:r>
+        <w:rPr>
+          <w:rtl w:val="0"/>
+        </w:rPr>
+        <w:t xml:space="preserve">The second floor was worse than the first. This had been the high-security ward, the place where the most dangerous patients had been kept. The doors here were reinforced steel, many still locked, containing whatever remained of the people who had been imprisoned behind them. Some doors showed signs of violence, dents and scratches where desperate hands had tried to break free. Others were simply closed, silent, secrets that no one had bothered to uncover when the asylum was abandoned. </w:t>
       </w:r>
       <w:r>
         <w:rPr>
@@ -1810,7 +1996,7 @@
           <w:color w:val="0000c8"/>
           <w:rtl w:val="0"/>
         </w:rPr>
-        <w:t xml:space="preserve">[IF INNOCENT_BLOOD:</w:t>
+        <w:t xml:space="preserve">[IF WOUNDED:</w:t>
       </w:r>
       <w:r>
         <w:rPr>
@@ -1831,78 +2017,34 @@
           <w:szCs w:val="18"/>
           <w:rtl w:val="0"/>
         </w:rPr>
-        <w:t xml:space="preserve">(Read this if you came via: P3A2-B, P3B2-A, P3B2-B)</w:t>
-      </w:r>
-      <w:r>
-        <w:rPr>
-          <w:rtl w:val="0"/>
-        </w:rPr>
-      </w:r>
-    </w:p>
-    <w:p>
-      <w:pPr>
-        <w:rPr/>
-      </w:pPr>
-      <w:r>
-        <w:rPr>
-          <w:rtl w:val="0"/>
-        </w:rPr>
-        <w:t xml:space="preserve">"The people who lived here," Harold said, walking beside Kael through the ruined corridor. "They were the ones society didn't want to think about. The broken ones, the dangerous ones, the ones whose minds worked differently than everyone expected. They locked them away in places like this and pretended they didn't exist."</w:t>
-      </w:r>
-    </w:p>
-    <w:p>
-      <w:pPr>
-        <w:rPr/>
-      </w:pPr>
-      <w:r>
-        <w:rPr>
-          <w:rtl w:val="0"/>
-        </w:rPr>
-        <w:t xml:space="preserve">"That's what asylums were for."</w:t>
-      </w:r>
-    </w:p>
-    <w:p>
-      <w:pPr>
-        <w:rPr/>
-      </w:pPr>
-      <w:r>
-        <w:rPr>
-          <w:rtl w:val="0"/>
-        </w:rPr>
-        <w:t xml:space="preserve">"That's what everything is for. Hiding the parts of ourselves we don't want to see. Locking them away where they can't embarrass us." Harold's ghost stopped at a doorway, peering into the room beyond. "But the locked-away parts don't disappear. They just wait. And eventually, they break free."</w:t>
-      </w:r>
-    </w:p>
-    <w:p>
-      <w:pPr>
-        <w:rPr/>
-      </w:pPr>
-      <w:r>
-        <w:rPr>
-          <w:rtl w:val="0"/>
-        </w:rPr>
-        <w:t xml:space="preserve">An operative appeared at the end of the corridor, one of The Whisper's people, moving toward the sounds of combat. Kael pressed himself into a doorway, controlling his breathing, making himself small and still and invisible. The operative passed without noticing, footsteps receding into the distance.</w:t>
-      </w:r>
-    </w:p>
-    <w:p>
-      <w:pPr>
-        <w:rPr/>
-      </w:pPr>
-      <w:r>
-        <w:rPr>
-          <w:rtl w:val="0"/>
-        </w:rPr>
-        <w:t xml:space="preserve">Kael counted to twenty, then resumed his advance.</w:t>
-      </w:r>
-    </w:p>
-    <w:p>
-      <w:pPr>
-        <w:rPr/>
-      </w:pPr>
-      <w:r>
-        <w:rPr>
-          <w:rtl w:val="0"/>
-        </w:rPr>
-        <w:t xml:space="preserve">The second floor was worse than the first. This had been the high-security ward, the place where the most dangerous patients had been kept. The doors here were reinforced steel, many still locked, containing whatever remained of the people who had been imprisoned behind them. Some doors showed signs of violence, dents and scratches where desperate hands had tried to break free. Others were simply closed, silent, secrets that no one had bothered to uncover when the asylum was abandoned. </w:t>
+        <w:t xml:space="preserve">(Read this if you came via: P4A1-B, P4A2-A, P4B2-B)</w:t>
+      </w:r>
+      <w:r>
+        <w:rPr>
+          <w:rtl w:val="0"/>
+        </w:rPr>
+      </w:r>
+    </w:p>
+    <w:p>
+      <w:pPr>
+        <w:rPr/>
+      </w:pPr>
+      <w:r>
+        <w:rPr>
+          <w:rtl w:val="0"/>
+        </w:rPr>
+        <w:t xml:space="preserve">The climb was taking its toll. Kael's shoulder screamed with every movement, the pain radiating down his arm and across his chest. He paused on the second floor landing, leaning against the wall, waiting for the worst of the agony to pass. His vision swam. His heart pounded. His body was telling him to stop, to rest, to give up this foolish mission and find somewhere safe to heal.</w:t>
+      </w:r>
+    </w:p>
+    <w:p>
+      <w:pPr>
+        <w:rPr/>
+      </w:pPr>
+      <w:r>
+        <w:rPr>
+          <w:rtl w:val="0"/>
+        </w:rPr>
+        <w:t xml:space="preserve">He ignored it. Bodies could be pushed past their limits. He had done it before. He would do it again. </w:t>
       </w:r>
       <w:r>
         <w:rPr>
@@ -1934,7 +2076,276 @@
           <w:color w:val="0000c8"/>
           <w:rtl w:val="0"/>
         </w:rPr>
-        <w:t xml:space="preserve">[IF WOUNDED:</w:t>
+        <w:t xml:space="preserve">[ALL PATHS:</w:t>
+      </w:r>
+      <w:r>
+        <w:rPr>
+          <w:rtl w:val="0"/>
+        </w:rPr>
+      </w:r>
+    </w:p>
+    <w:p>
+      <w:pPr>
+        <w:rPr/>
+      </w:pPr>
+      <w:r>
+        <w:rPr>
+          <w:rtl w:val="0"/>
+        </w:rPr>
+        <w:t xml:space="preserve">The third floor corridor was different from the levels below. This had been the administrative section, offices and treatment rooms where doctors had made decisions about patient care. Dark wood paneling, warped by water damage but still recognizable. Framed certificates hanging at angles on the walls. The trappings of authority, decayed but not entirely erased.</w:t>
+      </w:r>
+    </w:p>
+    <w:p>
+      <w:pPr>
+        <w:rPr/>
+      </w:pPr>
+      <w:r>
+        <w:rPr>
+          <w:rtl w:val="0"/>
+        </w:rPr>
+        <w:t xml:space="preserve">At the end of the corridor, a door stood open, spilling pale light into the darkness.</w:t>
+      </w:r>
+    </w:p>
+    <w:p>
+      <w:pPr>
+        <w:rPr/>
+      </w:pPr>
+      <w:r>
+        <w:rPr>
+          <w:rtl w:val="0"/>
+        </w:rPr>
+        <w:t xml:space="preserve">The surgical theater.</w:t>
+      </w:r>
+    </w:p>
+    <w:p>
+      <w:pPr>
+        <w:rPr/>
+      </w:pPr>
+      <w:r>
+        <w:rPr>
+          <w:rtl w:val="0"/>
+        </w:rPr>
+        <w:t xml:space="preserve">Kael approached slowly, his weapon raised, his heart beating with a steadiness that surprised him. Three years he had dreaded this moment. Three years he had imagined returning to this place, facing the scene of his greatest failure. Now that the moment had arrived, the dread had transformed into something else. Resolution, maybe. Acceptance. The understanding that whatever happened in the next few minutes, the waiting was finally over.</w:t>
+      </w:r>
+    </w:p>
+    <w:p>
+      <w:pPr>
+        <w:rPr/>
+      </w:pPr>
+      <w:r>
+        <w:rPr>
+          <w:rtl w:val="0"/>
+        </w:rPr>
+        <w:t xml:space="preserve">He reached the doorway. Paused. Listened.</w:t>
+      </w:r>
+    </w:p>
+    <w:p>
+      <w:pPr>
+        <w:rPr/>
+      </w:pPr>
+      <w:r>
+        <w:rPr>
+          <w:rtl w:val="0"/>
+        </w:rPr>
+        <w:t xml:space="preserve">Voices from inside. The Whisper's calm, measured tone. A woman's muffled sounds of distress. The scene was exactly as he remembered it, exactly as it had been three years ago when Sarah Vance died.</w:t>
+      </w:r>
+    </w:p>
+    <w:p>
+      <w:pPr>
+        <w:rPr/>
+      </w:pPr>
+      <w:r>
+        <w:rPr>
+          <w:rtl w:val="0"/>
+        </w:rPr>
+        <w:t xml:space="preserve">Kael stepped through.  </w:t>
+      </w:r>
+      <w:r>
+        <w:rPr>
+          <w:b w:val="1"/>
+          <w:bCs w:val="1"/>
+          <w:i w:val="1"/>
+          <w:iCs w:val="1"/>
+          <w:color w:val="0000c8"/>
+          <w:rtl w:val="0"/>
+        </w:rPr>
+        <w:t xml:space="preserve">]</w:t>
+      </w:r>
+      <w:r>
+        <w:rPr>
+          <w:rtl w:val="0"/>
+        </w:rPr>
+      </w:r>
+    </w:p>
+    <w:p>
+      <w:pPr>
+        <w:rPr/>
+      </w:pPr>
+      <w:r>
+        <w:rPr>
+          <w:b w:val="1"/>
+          <w:bCs w:val="1"/>
+          <w:sz w:val="28"/>
+          <w:szCs w:val="28"/>
+          <w:rtl w:val="0"/>
+        </w:rPr>
+        <w:t xml:space="preserve">CHAPTER 6.3 (SCENARIO C): The Appeal</w:t>
+      </w:r>
+      <w:r>
+        <w:rPr>
+          <w:rtl w:val="0"/>
+        </w:rPr>
+      </w:r>
+    </w:p>
+    <w:p>
+      <w:pPr>
+        <w:rPr/>
+      </w:pPr>
+      <w:r>
+        <w:rPr>
+          <w:rtl w:val="0"/>
+        </w:rPr>
+        <w:t xml:space="preserve">PREVIOUSLY: Kael infiltrated Blackwood Asylum through the forgotten coal chute, navigating the ruined basement and patient wards while the official assault occupied The Whisper's attention. Wounded, under-resourced, but determined, he reached the surgical theater where Lila Thorne was being held.</w:t>
+      </w:r>
+    </w:p>
+    <w:p>
+      <w:pPr>
+        <w:rPr/>
+      </w:pPr>
+      <w:r>
+        <w:rPr>
+          <w:rtl w:val="0"/>
+        </w:rPr>
+        <w:t xml:space="preserve">BRIDGE TEXT: The surgical theater held the ghosts of everyone who had ever died within its walls, and Kael added his own failures to the collection as he faced the man who had been waiting twenty years for this moment.</w:t>
+      </w:r>
+    </w:p>
+    <w:p>
+      <w:pPr>
+        <w:rPr/>
+      </w:pPr>
+      <w:r>
+        <w:rPr>
+          <w:b w:val="1"/>
+          <w:bCs w:val="1"/>
+          <w:sz w:val="32"/>
+          <w:szCs w:val="32"/>
+          <w:rtl w:val="0"/>
+        </w:rPr>
+        <w:t xml:space="preserve">NARRATIVE:</w:t>
+      </w:r>
+      <w:r>
+        <w:rPr>
+          <w:rtl w:val="0"/>
+        </w:rPr>
+      </w:r>
+    </w:p>
+    <w:p>
+      <w:pPr>
+        <w:rPr>
+          <w:b w:val="1"/>
+          <w:bCs w:val="1"/>
+          <w:i w:val="1"/>
+          <w:iCs w:val="1"/>
+          <w:color w:val="0000c8"/>
+        </w:rPr>
+      </w:pPr>
+      <w:r>
+        <w:rPr>
+          <w:b w:val="1"/>
+          <w:bCs w:val="1"/>
+          <w:i w:val="1"/>
+          <w:iCs w:val="1"/>
+          <w:color w:val="0000c8"/>
+          <w:rtl w:val="0"/>
+        </w:rPr>
+        <w:t xml:space="preserve">[ALL PATHS:</w:t>
+      </w:r>
+    </w:p>
+    <w:p>
+      <w:pPr>
+        <w:rPr/>
+      </w:pPr>
+      <w:r>
+        <w:rPr>
+          <w:rtl w:val="0"/>
+        </w:rPr>
+        <w:t xml:space="preserve">Thomas Crane looked older than his photographs suggested, his hair gone white, his face carved into lines that mapped decades of grief and violence. But his eyes were unchanged from the night he had killed Sarah Vance. Clear, calm, utterly without mercy. The eyes of a man who had made peace with what he was and found that peace sufficient.</w:t>
+      </w:r>
+    </w:p>
+    <w:p>
+      <w:pPr>
+        <w:rPr/>
+      </w:pPr>
+      <w:r>
+        <w:rPr>
+          <w:rtl w:val="0"/>
+        </w:rPr>
+        <w:t xml:space="preserve">He stood beside the operating table with the casual posture of someone in complete control of his environment. Lila Thorne lay bound on the table, medical restraints securing her wrists and ankles, tape covering her mouth. Her eyes were wide with terror, moving between Kael and The Whisper with the shock of recognition. She wasn't just looking at a monster; she was looking at the ghost she'd seen kill her sister three years ago.</w:t>
+      </w:r>
+    </w:p>
+    <w:p>
+      <w:pPr>
+        <w:rPr/>
+      </w:pPr>
+      <w:r>
+        <w:rPr>
+          <w:rtl w:val="0"/>
+        </w:rPr>
+        <w:t xml:space="preserve">"Mr. Rourke." The Whisper's voice was soft, almost welcoming. "I wondered if you'd find your way here. The others are making such a mess of things downstairs."</w:t>
+      </w:r>
+    </w:p>
+    <w:p>
+      <w:pPr>
+        <w:rPr/>
+      </w:pPr>
+      <w:r>
+        <w:rPr>
+          <w:rtl w:val="0"/>
+        </w:rPr>
+        <w:t xml:space="preserve">"Let her go, Crane. This doesn't have to end in blood."</w:t>
+      </w:r>
+    </w:p>
+    <w:p>
+      <w:pPr>
+        <w:rPr/>
+      </w:pPr>
+      <w:r>
+        <w:rPr>
+          <w:rtl w:val="0"/>
+        </w:rPr>
+        <w:t xml:space="preserve">"Everything ends in blood. That's the lesson I've learned in twenty years of seeking justice. The system fails. The courts fail. The politicians and the police and the prosecutors, they all fail. Only blood speaks loudly enough to be heard." </w:t>
+      </w:r>
+      <w:r>
+        <w:rPr>
+          <w:b w:val="1"/>
+          <w:bCs w:val="1"/>
+          <w:i w:val="1"/>
+          <w:iCs w:val="1"/>
+          <w:color w:val="0000c8"/>
+          <w:rtl w:val="0"/>
+        </w:rPr>
+        <w:t xml:space="preserve">]</w:t>
+      </w:r>
+      <w:r>
+        <w:rPr>
+          <w:rtl w:val="0"/>
+        </w:rPr>
+      </w:r>
+    </w:p>
+    <w:p>
+      <w:pPr>
+        <w:rPr/>
+      </w:pPr>
+      <w:r>
+        <w:rPr>
+          <w:b w:val="1"/>
+          <w:bCs w:val="1"/>
+          <w:i w:val="1"/>
+          <w:iCs w:val="1"/>
+          <w:color w:val="0000c8"/>
+          <w:rtl w:val="0"/>
+        </w:rPr>
+        <w:t xml:space="preserve">[IF LIMITED_RESOURCES:</w:t>
       </w:r>
       <w:r>
         <w:rPr>
@@ -1955,335 +2366,214 @@
           <w:szCs w:val="18"/>
           <w:rtl w:val="0"/>
         </w:rPr>
-        <w:t xml:space="preserve">(Read this if you came via: P4A1-B, P4A2-A, P4B2-B)</w:t>
-      </w:r>
-      <w:r>
-        <w:rPr>
-          <w:rtl w:val="0"/>
-        </w:rPr>
-      </w:r>
-    </w:p>
-    <w:p>
-      <w:pPr>
-        <w:rPr/>
-      </w:pPr>
-      <w:r>
-        <w:rPr>
-          <w:rtl w:val="0"/>
-        </w:rPr>
-        <w:t xml:space="preserve">The climb was taking its toll. Kael's shoulder screamed with every movement, the pain radiating down his arm and across his chest. He paused on the second floor landing, leaning against the wall, waiting for the worst of the agony to pass. His vision swam. His heart pounded. His body was telling him to stop, to rest, to give up this foolish mission and find somewhere safe to heal.</w:t>
-      </w:r>
-    </w:p>
-    <w:p>
-      <w:pPr>
-        <w:rPr/>
-      </w:pPr>
-      <w:r>
-        <w:rPr>
-          <w:rtl w:val="0"/>
-        </w:rPr>
-        <w:t xml:space="preserve">He ignored it. Bodies could be pushed past their limits. He had done it before. He would do it again. </w:t>
-      </w:r>
-      <w:r>
-        <w:rPr>
-          <w:b w:val="1"/>
-          <w:bCs w:val="1"/>
-          <w:i w:val="1"/>
-          <w:iCs w:val="1"/>
-          <w:color w:val="0000c8"/>
-          <w:rtl w:val="0"/>
-        </w:rPr>
-        <w:t xml:space="preserve">]</w:t>
-      </w:r>
-      <w:r>
-        <w:rPr>
-          <w:rtl w:val="0"/>
-        </w:rPr>
-      </w:r>
-    </w:p>
-    <w:p>
-      <w:pPr>
-        <w:rPr/>
-      </w:pPr>
-      <w:r>
-        <w:rPr>
-          <w:b w:val="1"/>
-          <w:bCs w:val="1"/>
-          <w:i w:val="1"/>
-          <w:iCs w:val="1"/>
-          <w:color w:val="0000c8"/>
-          <w:rtl w:val="0"/>
-        </w:rPr>
-        <w:t xml:space="preserve">[ALL PATHS:</w:t>
-      </w:r>
-      <w:r>
-        <w:rPr>
-          <w:rtl w:val="0"/>
-        </w:rPr>
-      </w:r>
-    </w:p>
-    <w:p>
-      <w:pPr>
-        <w:rPr/>
-      </w:pPr>
-      <w:r>
-        <w:rPr>
-          <w:rtl w:val="0"/>
-        </w:rPr>
-        <w:t xml:space="preserve">The third floor corridor was different from the levels below. This had been the administrative section, offices and treatment rooms where doctors had made decisions about patient care. Dark wood paneling, warped by water damage but still recognizable. Framed certificates hanging at angles on the walls. The trappings of authority, decayed but not entirely erased.</w:t>
-      </w:r>
-    </w:p>
-    <w:p>
-      <w:pPr>
-        <w:rPr/>
-      </w:pPr>
-      <w:r>
-        <w:rPr>
-          <w:rtl w:val="0"/>
-        </w:rPr>
-        <w:t xml:space="preserve">At the end of the corridor, a door stood open, spilling pale light into the darkness.</w:t>
-      </w:r>
-    </w:p>
-    <w:p>
-      <w:pPr>
-        <w:rPr/>
-      </w:pPr>
-      <w:r>
-        <w:rPr>
-          <w:rtl w:val="0"/>
-        </w:rPr>
-        <w:t xml:space="preserve">The surgical theater.</w:t>
-      </w:r>
-    </w:p>
-    <w:p>
-      <w:pPr>
-        <w:rPr/>
-      </w:pPr>
-      <w:r>
-        <w:rPr>
-          <w:rtl w:val="0"/>
-        </w:rPr>
-        <w:t xml:space="preserve">Kael approached slowly, his weapon raised, his heart beating with a steadiness that surprised him. Three years he had dreaded this moment. Three years he had imagined returning to this place, facing the scene of his greatest failure. Now that the moment had arrived, the dread had transformed into something else. Resolution, maybe. Acceptance. The understanding that whatever happened in the next few minutes, the waiting was finally over.</w:t>
-      </w:r>
-    </w:p>
-    <w:p>
-      <w:pPr>
-        <w:rPr/>
-      </w:pPr>
-      <w:r>
-        <w:rPr>
-          <w:rtl w:val="0"/>
-        </w:rPr>
-        <w:t xml:space="preserve">He reached the doorway. Paused. Listened.</w:t>
-      </w:r>
-    </w:p>
-    <w:p>
-      <w:pPr>
-        <w:rPr/>
-      </w:pPr>
-      <w:r>
-        <w:rPr>
-          <w:rtl w:val="0"/>
-        </w:rPr>
-        <w:t xml:space="preserve">Voices from inside. The Whisper's calm, measured tone. A woman's muffled sounds of distress. The scene was exactly as he remembered it, exactly as it had been three years ago when Sarah Vance died.</w:t>
-      </w:r>
-    </w:p>
-    <w:p>
-      <w:pPr>
-        <w:rPr/>
-      </w:pPr>
-      <w:r>
-        <w:rPr>
-          <w:rtl w:val="0"/>
-        </w:rPr>
-        <w:t xml:space="preserve">Kael stepped through.  </w:t>
-      </w:r>
-      <w:r>
-        <w:rPr>
-          <w:b w:val="1"/>
-          <w:bCs w:val="1"/>
-          <w:i w:val="1"/>
-          <w:iCs w:val="1"/>
-          <w:color w:val="0000c8"/>
-          <w:rtl w:val="0"/>
-        </w:rPr>
-        <w:t xml:space="preserve">]</w:t>
-      </w:r>
-      <w:r>
-        <w:rPr>
-          <w:rtl w:val="0"/>
-        </w:rPr>
-      </w:r>
-    </w:p>
-    <w:p>
-      <w:pPr>
-        <w:rPr/>
-      </w:pPr>
-      <w:r>
-        <w:rPr>
-          <w:b w:val="1"/>
-          <w:bCs w:val="1"/>
-          <w:sz w:val="28"/>
-          <w:szCs w:val="28"/>
-          <w:rtl w:val="0"/>
-        </w:rPr>
-        <w:t xml:space="preserve">CHAPTER 6.3 (SCENARIO C): The Appeal</w:t>
-      </w:r>
-      <w:r>
-        <w:rPr>
-          <w:rtl w:val="0"/>
-        </w:rPr>
-      </w:r>
-    </w:p>
-    <w:p>
-      <w:pPr>
-        <w:rPr/>
-      </w:pPr>
-      <w:r>
-        <w:rPr>
-          <w:rtl w:val="0"/>
-        </w:rPr>
-        <w:t xml:space="preserve">PREVIOUSLY: Kael infiltrated Blackwood Asylum through the forgotten coal chute, navigating the ruined basement and patient wards while the official assault occupied The Whisper's attention. Wounded, under-resourced, but determined, he reached the surgical theater where Lila Thorne was being held.</w:t>
-      </w:r>
-    </w:p>
-    <w:p>
-      <w:pPr>
-        <w:rPr/>
-      </w:pPr>
-      <w:r>
-        <w:rPr>
-          <w:rtl w:val="0"/>
-        </w:rPr>
-        <w:t xml:space="preserve">BRIDGE TEXT: The surgical theater held the ghosts of everyone who had ever died within its walls, and Kael added his own failures to the collection as he faced the man who had been waiting twenty years for this moment.</w:t>
-      </w:r>
-    </w:p>
-    <w:p>
-      <w:pPr>
-        <w:rPr/>
-      </w:pPr>
-      <w:r>
-        <w:rPr>
-          <w:b w:val="1"/>
-          <w:bCs w:val="1"/>
-          <w:sz w:val="32"/>
-          <w:szCs w:val="32"/>
-          <w:rtl w:val="0"/>
-        </w:rPr>
-        <w:t xml:space="preserve">NARRATIVE:</w:t>
-      </w:r>
-      <w:r>
-        <w:rPr>
-          <w:rtl w:val="0"/>
-        </w:rPr>
-      </w:r>
-    </w:p>
-    <w:p>
-      <w:pPr>
-        <w:rPr>
-          <w:b w:val="1"/>
-          <w:bCs w:val="1"/>
-          <w:i w:val="1"/>
-          <w:iCs w:val="1"/>
-          <w:color w:val="0000c8"/>
-        </w:rPr>
-      </w:pPr>
-      <w:r>
-        <w:rPr>
-          <w:b w:val="1"/>
-          <w:bCs w:val="1"/>
-          <w:i w:val="1"/>
-          <w:iCs w:val="1"/>
-          <w:color w:val="0000c8"/>
-          <w:rtl w:val="0"/>
-        </w:rPr>
-        <w:t xml:space="preserve">[ALL PATHS:</w:t>
-      </w:r>
-    </w:p>
-    <w:p>
-      <w:pPr>
-        <w:rPr/>
-      </w:pPr>
-      <w:r>
-        <w:rPr>
-          <w:rtl w:val="0"/>
-        </w:rPr>
-        <w:t xml:space="preserve">Thomas Crane looked older than his photographs suggested, his hair gone white, his face carved into lines that mapped decades of grief and violence. But his eyes were unchanged from the night he had killed Sarah Vance. Clear, calm, utterly without mercy. The eyes of a man who had made peace with what he was and found that peace sufficient.</w:t>
-      </w:r>
-    </w:p>
-    <w:p>
-      <w:pPr>
-        <w:rPr/>
-      </w:pPr>
-      <w:r>
-        <w:rPr>
-          <w:rtl w:val="0"/>
-        </w:rPr>
-        <w:t xml:space="preserve">He stood beside the operating table with the casual posture of someone in complete control of his environment. Lila Thorne lay bound on the table, medical restraints securing her wrists and ankles, tape covering her mouth. Her eyes were wide with terror, moving between Kael and The Whisper with the shock of recognition. She wasn't just looking at a monster; she was looking at the ghost she'd seen kill her sister three years ago.</w:t>
-      </w:r>
-    </w:p>
-    <w:p>
-      <w:pPr>
-        <w:rPr/>
-      </w:pPr>
-      <w:r>
-        <w:rPr>
-          <w:rtl w:val="0"/>
-        </w:rPr>
-        <w:t xml:space="preserve">"Mr. Rourke." The Whisper's voice was soft, almost welcoming. "I wondered if you'd find your way here. The others are making such a mess of things downstairs."</w:t>
-      </w:r>
-    </w:p>
-    <w:p>
-      <w:pPr>
-        <w:rPr/>
-      </w:pPr>
-      <w:r>
-        <w:rPr>
-          <w:rtl w:val="0"/>
-        </w:rPr>
-        <w:t xml:space="preserve">"Let her go, Crane. This doesn't have to end in blood."</w:t>
-      </w:r>
-    </w:p>
-    <w:p>
-      <w:pPr>
-        <w:rPr/>
-      </w:pPr>
-      <w:r>
-        <w:rPr>
-          <w:rtl w:val="0"/>
-        </w:rPr>
-        <w:t xml:space="preserve">"Everything ends in blood. That's the lesson I've learned in twenty years of seeking justice. The system fails. The courts fail. The politicians and the police and the prosecutors, they all fail. Only blood speaks loudly enough to be heard." </w:t>
-      </w:r>
-      <w:r>
-        <w:rPr>
-          <w:b w:val="1"/>
-          <w:bCs w:val="1"/>
-          <w:i w:val="1"/>
-          <w:iCs w:val="1"/>
-          <w:color w:val="0000c8"/>
-          <w:rtl w:val="0"/>
-        </w:rPr>
-        <w:t xml:space="preserve">]</w:t>
-      </w:r>
-      <w:r>
-        <w:rPr>
-          <w:rtl w:val="0"/>
-        </w:rPr>
-      </w:r>
-    </w:p>
-    <w:p>
-      <w:pPr>
-        <w:rPr/>
-      </w:pPr>
-      <w:r>
-        <w:rPr>
-          <w:b w:val="1"/>
-          <w:bCs w:val="1"/>
-          <w:i w:val="1"/>
-          <w:iCs w:val="1"/>
-          <w:color w:val="0000c8"/>
-          <w:rtl w:val="0"/>
-        </w:rPr>
-        <w:t xml:space="preserve">[IF LIMITED_RESOURCES:</w:t>
+        <w:t xml:space="preserve">(Read this if you came via: P4B2-B)</w:t>
+      </w:r>
+      <w:r>
+        <w:rPr>
+          <w:rtl w:val="0"/>
+        </w:rPr>
+      </w:r>
+    </w:p>
+    <w:p>
+      <w:pPr>
+        <w:rPr/>
+      </w:pPr>
+      <w:r>
+        <w:rPr>
+          <w:rtl w:val="0"/>
+        </w:rPr>
+        <w:t xml:space="preserve">Kael was acutely aware of his disadvantages. One pistol against whatever weapons The Whisper had concealed. One man against a killer who had survived two decades of hunting and being hunted. One chance to do something right in a life that had been defined by doing things wrong.</w:t>
+      </w:r>
+    </w:p>
+    <w:p>
+      <w:pPr>
+        <w:rPr/>
+      </w:pPr>
+      <w:r>
+        <w:rPr>
+          <w:rtl w:val="0"/>
+        </w:rPr>
+        <w:t xml:space="preserve">The math was terrible. But math had never been the point.</w:t>
+      </w:r>
+    </w:p>
+    <w:p>
+      <w:pPr>
+        <w:rPr/>
+      </w:pPr>
+      <w:r>
+        <w:rPr>
+          <w:rtl w:val="0"/>
+        </w:rPr>
+        <w:t xml:space="preserve">"I'm not here to fight you. I'm here to talk."</w:t>
+      </w:r>
+    </w:p>
+    <w:p>
+      <w:pPr>
+        <w:rPr/>
+      </w:pPr>
+      <w:r>
+        <w:rPr>
+          <w:rtl w:val="0"/>
+        </w:rPr>
+        <w:t xml:space="preserve">The Whisper's expression flickered with something that might have been surprise. "Talk? After everything that's happened, after everything I've done, you want to have a conversation?"</w:t>
+      </w:r>
+    </w:p>
+    <w:p>
+      <w:pPr>
+        <w:rPr/>
+      </w:pPr>
+      <w:r>
+        <w:rPr>
+          <w:rtl w:val="0"/>
+        </w:rPr>
+        <w:t xml:space="preserve">"I've spent twenty years trying to make people listen. I'm listening now. Tell me what you want. Tell me what would make this end differently than it has to."</w:t>
+      </w:r>
+      <w:r>
+        <w:rPr>
+          <w:b w:val="1"/>
+          <w:bCs w:val="1"/>
+          <w:i w:val="1"/>
+          <w:iCs w:val="1"/>
+          <w:color w:val="0000c8"/>
+          <w:rtl w:val="0"/>
+        </w:rPr>
+        <w:t xml:space="preserve"> ]</w:t>
+      </w:r>
+      <w:r>
+        <w:rPr>
+          <w:rtl w:val="0"/>
+        </w:rPr>
+      </w:r>
+    </w:p>
+    <w:p>
+      <w:r>
+        <w:t>[IF KNOWS_ELARA_SECRET:</w:t>
+      </w:r>
+    </w:p>
+    <w:p>
+      <w:r>
+        <w:t>(Read this if you came via: P4A1-B)</w:t>
+      </w:r>
+    </w:p>
+    <w:p>
+      <w:r>
+        <w:t>"Elara has been building a case against Victor for ten years," Kael continued. "Evidence of the Blackwood conspiracy, of Emily's murder, of everything Victor has done to protect himself. She's not loyal to him. She never was."</w:t>
+      </w:r>
+    </w:p>
+    <w:p>
+      <w:r>
+        <w:t>The Whisper went very still. "You're saying Elara Vance has been working against her own brother."</w:t>
+      </w:r>
+    </w:p>
+    <w:p>
+      <w:r>
+        <w:t>"For a decade. Waiting for the right moment. Waiting for someone who could help her finish what she started."</w:t>
+      </w:r>
+    </w:p>
+    <w:p>
+      <w:r>
+        <w:t>"And she chose you."</w:t>
+      </w:r>
+    </w:p>
+    <w:p>
+      <w:r>
+        <w:t>"She chose someone who had nothing left to lose. Someone who already wanted Victor destroyed." Kael met The Whisper's eyes. "Sound familiar?"</w:t>
+      </w:r>
+    </w:p>
+    <w:p>
+      <w:r>
+        <w:t>The parallel was not lost on Crane. Two people who had lost everything, building cases against the same monster, approaching the same goal from different directions. The irony was bitter, but it was also leverage. ]</w:t>
+      </w:r>
+    </w:p>
+    <w:p>
+      <w:r>
+        <w:t>[IF ELARA_SERVANT:</w:t>
+      </w:r>
+    </w:p>
+    <w:p>
+      <w:r>
+        <w:t>(Read this if you came via: P4A1-B, P4A2-A)</w:t>
+      </w:r>
+    </w:p>
+    <w:p>
+      <w:r>
+        <w:t>"I know about the Thorne organization," Kael said carefully. "About the internal divisions. About people who want Victor gone almost as much as you do."</w:t>
+      </w:r>
+    </w:p>
+    <w:p>
+      <w:r>
+        <w:t>The Whisper's eyes narrowed. "You've been talking to Elara."</w:t>
+      </w:r>
+    </w:p>
+    <w:p>
+      <w:r>
+        <w:t>"I've been listening. There's a difference."</w:t>
+      </w:r>
+    </w:p>
+    <w:p>
+      <w:r>
+        <w:t>"Elara Vance is a viper wearing human skin. She'll smile while she slides the knife between your ribs. Whatever she's told you, whatever partnership she's offered, it's a manipulation."</w:t>
+      </w:r>
+    </w:p>
+    <w:p>
+      <w:r>
+        <w:t>"Maybe. But her goals and yours aren't as different as you think. She wants Victor destroyed. So do you. The only question is method."</w:t>
+      </w:r>
+    </w:p>
+    <w:p>
+      <w:r>
+        <w:t>The observation seemed to land. The Whisper's expression flickered with something that might have been consideration, or might have been the calculation of a new angle of attack. ]</w:t>
+      </w:r>
+    </w:p>
+    <w:p>
+      <w:r>
+        <w:t>[IF WHISPER_ALLIANCE:</w:t>
+      </w:r>
+    </w:p>
+    <w:p>
+      <w:r>
+        <w:t>(Read this if you came via: P4B2-B)</w:t>
+      </w:r>
+    </w:p>
+    <w:p>
+      <w:r>
+        <w:t>The Whisper's expression shifted when their eyes met, recognition passing between them like an electric current. They had planned together. They had shared shelter and purpose. Crane had treated Kael's wound, spoken of partnership, of justice that could not wait.</w:t>
+      </w:r>
+    </w:p>
+    <w:p>
+      <w:r>
+        <w:t>Now they stood on opposite sides of an operating table, and the terms of their alliance had become suddenly unclear.</w:t>
+      </w:r>
+    </w:p>
+    <w:p>
+      <w:r>
+        <w:t>"You came," Crane said, and there was something in his voice that might have been relief. "I wasn't certain you would."</w:t>
+      </w:r>
+    </w:p>
+    <w:p>
+      <w:r>
+        <w:t>"We had an agreement. I don't break agreements."</w:t>
+      </w:r>
+    </w:p>
+    <w:p>
+      <w:r>
+        <w:t>"No. You don't. That's one of the things I respect about you, Detective." The Whisper's grip on his blade shifted, not threatening but uncertain. "The question is whether our agreement survives what happens next." ]</w:t>
+      </w:r>
+    </w:p>
+    <w:p>
+      <w:pPr>
+        <w:rPr/>
+      </w:pPr>
+      <w:r>
+        <w:rPr>
+          <w:b w:val="1"/>
+          <w:bCs w:val="1"/>
+          <w:i w:val="1"/>
+          <w:iCs w:val="1"/>
+          <w:color w:val="0000c8"/>
+          <w:rtl w:val="0"/>
+        </w:rPr>
+        <w:t xml:space="preserve">[IF SEEKING_REDEMPTION:</w:t>
       </w:r>
       <w:r>
         <w:rPr>
@@ -2304,67 +2594,67 @@
           <w:szCs w:val="18"/>
           <w:rtl w:val="0"/>
         </w:rPr>
-        <w:t xml:space="preserve">(Read this if you came via: P4B2-B)</w:t>
-      </w:r>
-      <w:r>
-        <w:rPr>
-          <w:rtl w:val="0"/>
-        </w:rPr>
-      </w:r>
-    </w:p>
-    <w:p>
-      <w:pPr>
-        <w:rPr/>
-      </w:pPr>
-      <w:r>
-        <w:rPr>
-          <w:rtl w:val="0"/>
-        </w:rPr>
-        <w:t xml:space="preserve">Kael was acutely aware of his disadvantages. One pistol against whatever weapons The Whisper had concealed. One man against a killer who had survived two decades of hunting and being hunted. One chance to do something right in a life that had been defined by doing things wrong.</w:t>
-      </w:r>
-    </w:p>
-    <w:p>
-      <w:pPr>
-        <w:rPr/>
-      </w:pPr>
-      <w:r>
-        <w:rPr>
-          <w:rtl w:val="0"/>
-        </w:rPr>
-        <w:t xml:space="preserve">The math was terrible. But math had never been the point.</w:t>
-      </w:r>
-    </w:p>
-    <w:p>
-      <w:pPr>
-        <w:rPr/>
-      </w:pPr>
-      <w:r>
-        <w:rPr>
-          <w:rtl w:val="0"/>
-        </w:rPr>
-        <w:t xml:space="preserve">"I'm not here to fight you. I'm here to talk."</w:t>
-      </w:r>
-    </w:p>
-    <w:p>
-      <w:pPr>
-        <w:rPr/>
-      </w:pPr>
-      <w:r>
-        <w:rPr>
-          <w:rtl w:val="0"/>
-        </w:rPr>
-        <w:t xml:space="preserve">The Whisper's expression flickered with something that might have been surprise. "Talk? After everything that's happened, after everything I've done, you want to have a conversation?"</w:t>
-      </w:r>
-    </w:p>
-    <w:p>
-      <w:pPr>
-        <w:rPr/>
-      </w:pPr>
-      <w:r>
-        <w:rPr>
-          <w:rtl w:val="0"/>
-        </w:rPr>
-        <w:t xml:space="preserve">"I've spent twenty years trying to make people listen. I'm listening now. Tell me what you want. Tell me what would make this end differently than it has to."</w:t>
+        <w:t xml:space="preserve">(Read this if you came via: ALL PATHS - P2B1-A, P2B2-B, P3A2-B, P3B2-A, P3B2-B, P4A1-B, P4A2-A, P4B2-B)</w:t>
+      </w:r>
+      <w:r>
+        <w:rPr>
+          <w:rtl w:val="0"/>
+        </w:rPr>
+      </w:r>
+    </w:p>
+    <w:p>
+      <w:pPr>
+        <w:rPr/>
+      </w:pPr>
+      <w:r>
+        <w:rPr>
+          <w:rtl w:val="0"/>
+        </w:rPr>
+        <w:t xml:space="preserve">The words came from somewhere deep inside Kael, from the place where he had stored three years of guilt and regret and desperate hope for something better. He wasn't a negotiator. He wasn't trained in hostage situations or crisis intervention. He was just a man who had failed too many times to accept another failure.</w:t>
+      </w:r>
+    </w:p>
+    <w:p>
+      <w:pPr>
+        <w:rPr/>
+      </w:pPr>
+      <w:r>
+        <w:rPr>
+          <w:rtl w:val="0"/>
+        </w:rPr>
+        <w:t xml:space="preserve">"I know about Emily. Your daughter. I know what Victor Thorne did, what the system allowed him to do, what twenty years of trying to get justice has cost you." Kael lowered his weapon, a gesture of trust that might get him killed. "I understand why you became what you are. I don't agree with it, but I understand it."</w:t>
+      </w:r>
+    </w:p>
+    <w:p>
+      <w:pPr>
+        <w:rPr/>
+      </w:pPr>
+      <w:r>
+        <w:rPr>
+          <w:rtl w:val="0"/>
+        </w:rPr>
+        <w:t xml:space="preserve">The Whisper's grip on his blade loosened slightly. Not much, just a fraction of an inch, but Kael noticed.</w:t>
+      </w:r>
+    </w:p>
+    <w:p>
+      <w:pPr>
+        <w:rPr/>
+      </w:pPr>
+      <w:r>
+        <w:rPr>
+          <w:rtl w:val="0"/>
+        </w:rPr>
+        <w:t xml:space="preserve">"Understanding isn't the same as doing something about it."</w:t>
+      </w:r>
+    </w:p>
+    <w:p>
+      <w:pPr>
+        <w:rPr/>
+      </w:pPr>
+      <w:r>
+        <w:rPr>
+          <w:rtl w:val="0"/>
+        </w:rPr>
+        <w:t xml:space="preserve">"No. But it's a start."</w:t>
       </w:r>
       <w:r>
         <w:rPr>
@@ -2396,7 +2686,7 @@
           <w:color w:val="0000c8"/>
           <w:rtl w:val="0"/>
         </w:rPr>
-        <w:t xml:space="preserve">[IF SEEKING_REDEMPTION:</w:t>
+        <w:t xml:space="preserve">[IF INNOCENT_BLOOD:</w:t>
       </w:r>
       <w:r>
         <w:rPr>
@@ -2417,99 +2707,88 @@
           <w:szCs w:val="18"/>
           <w:rtl w:val="0"/>
         </w:rPr>
-        <w:t xml:space="preserve">(Read this if you came via: ALL PATHS - P2B1-A, P2B2-B, P3A2-B, P3B2-A, P3B2-B, P4A1-B, P4A2-A, P4B2-B)</w:t>
-      </w:r>
-      <w:r>
-        <w:rPr>
-          <w:rtl w:val="0"/>
-        </w:rPr>
-      </w:r>
-    </w:p>
-    <w:p>
-      <w:pPr>
-        <w:rPr/>
-      </w:pPr>
-      <w:r>
-        <w:rPr>
-          <w:rtl w:val="0"/>
-        </w:rPr>
-        <w:t xml:space="preserve">The words came from somewhere deep inside Kael, from the place where he had stored three years of guilt and regret and desperate hope for something better. He wasn't a negotiator. He wasn't trained in hostage situations or crisis intervention. He was just a man who had failed too many times to accept another failure.</w:t>
-      </w:r>
-    </w:p>
-    <w:p>
-      <w:pPr>
-        <w:rPr/>
-      </w:pPr>
-      <w:r>
-        <w:rPr>
-          <w:rtl w:val="0"/>
-        </w:rPr>
-        <w:t xml:space="preserve">"I know about Emily. Your daughter. I know what Victor Thorne did, what the system allowed him to do, what twenty years of trying to get justice has cost you." Kael lowered his weapon, a gesture of trust that might get him killed. "I understand why you became what you are. I don't agree with it, but I understand it."</w:t>
-      </w:r>
-    </w:p>
-    <w:p>
-      <w:pPr>
-        <w:rPr/>
-      </w:pPr>
-      <w:r>
-        <w:rPr>
-          <w:rtl w:val="0"/>
-        </w:rPr>
-        <w:t xml:space="preserve">The Whisper's grip on his blade loosened slightly. Not much, just a fraction of an inch, but Kael noticed.</w:t>
-      </w:r>
-    </w:p>
-    <w:p>
-      <w:pPr>
-        <w:rPr/>
-      </w:pPr>
-      <w:r>
-        <w:rPr>
-          <w:rtl w:val="0"/>
-        </w:rPr>
-        <w:t xml:space="preserve">"Understanding isn't the same as doing something about it."</w:t>
-      </w:r>
-    </w:p>
-    <w:p>
-      <w:pPr>
-        <w:rPr/>
-      </w:pPr>
-      <w:r>
-        <w:rPr>
-          <w:rtl w:val="0"/>
-        </w:rPr>
-        <w:t xml:space="preserve">"No. But it's a start."</w:t>
-      </w:r>
-      <w:r>
-        <w:rPr>
-          <w:b w:val="1"/>
-          <w:bCs w:val="1"/>
-          <w:i w:val="1"/>
-          <w:iCs w:val="1"/>
-          <w:color w:val="0000c8"/>
-          <w:rtl w:val="0"/>
-        </w:rPr>
-        <w:t xml:space="preserve"> ]</w:t>
-      </w:r>
-      <w:r>
-        <w:rPr>
-          <w:rtl w:val="0"/>
-        </w:rPr>
-      </w:r>
-    </w:p>
-    <w:p>
-      <w:pPr>
-        <w:rPr/>
-      </w:pPr>
-      <w:r>
-        <w:rPr>
-          <w:b w:val="1"/>
-          <w:bCs w:val="1"/>
-          <w:i w:val="1"/>
-          <w:iCs w:val="1"/>
-          <w:color w:val="0000c8"/>
-          <w:rtl w:val="0"/>
-        </w:rPr>
-        <w:t xml:space="preserve">[IF INNOCENT_BLOOD:</w:t>
+        <w:t xml:space="preserve">(Read this if you came via: P3A2-B, P3B2-A, P3B2-B)</w:t>
+      </w:r>
+      <w:r>
+        <w:rPr>
+          <w:rtl w:val="0"/>
+        </w:rPr>
+      </w:r>
+    </w:p>
+    <w:p>
+      <w:pPr>
+        <w:rPr/>
+      </w:pPr>
+      <w:r>
+        <w:rPr>
+          <w:rtl w:val="0"/>
+        </w:rPr>
+        <w:t xml:space="preserve">Harold Metz stood in the corner of the surgical theater, watching the confrontation with the hollow attention of the dead. The ghost didn't speak, didn't offer advice, simply observed. A witness to whatever would happen next.</w:t>
+      </w:r>
+    </w:p>
+    <w:p>
+      <w:pPr>
+        <w:rPr/>
+      </w:pPr>
+      <w:r>
+        <w:rPr>
+          <w:rtl w:val="0"/>
+        </w:rPr>
+        <w:t xml:space="preserve">"I've killed too," Kael said. The admission came easier than he expected, the weight of the secret diminished by sharing it. "An innocent man. Harold Metz. Veteran of two wars. He was in the wrong place at the wrong time, and I pulled the trigger before I understood what I was doing."</w:t>
+      </w:r>
+    </w:p>
+    <w:p>
+      <w:pPr>
+        <w:rPr/>
+      </w:pPr>
+      <w:r>
+        <w:rPr>
+          <w:rtl w:val="0"/>
+        </w:rPr>
+        <w:t xml:space="preserve">The Whisper's eyes narrowed. "You confess your sins to me? Why?"</w:t>
+      </w:r>
+    </w:p>
+    <w:p>
+      <w:pPr>
+        <w:rPr/>
+      </w:pPr>
+      <w:r>
+        <w:rPr>
+          <w:rtl w:val="0"/>
+        </w:rPr>
+        <w:t xml:space="preserve">"Because I need you to understand that I know what it feels like. The weight of blood that won't wash off. The faces that appear when you close your eyes. The knowledge that nothing you do will ever be enough to balance the scales." Kael's voice was steady, but his hands were shaking. "I'm not here as a representative of the system. I'm here as someone who has failed as badly as you have, in different ways, trying to figure out if there's any path forward that doesn't end in more death." </w:t>
+      </w:r>
+      <w:r>
+        <w:rPr>
+          <w:b w:val="1"/>
+          <w:bCs w:val="1"/>
+          <w:i w:val="1"/>
+          <w:iCs w:val="1"/>
+          <w:color w:val="0000c8"/>
+          <w:rtl w:val="0"/>
+        </w:rPr>
+        <w:t xml:space="preserve">]</w:t>
+      </w:r>
+      <w:r>
+        <w:rPr>
+          <w:rtl w:val="0"/>
+        </w:rPr>
+      </w:r>
+    </w:p>
+    <w:p>
+      <w:pPr>
+        <w:rPr/>
+      </w:pPr>
+      <w:r>
+        <w:rPr>
+          <w:b w:val="1"/>
+          <w:bCs w:val="1"/>
+          <w:i w:val="1"/>
+          <w:iCs w:val="1"/>
+          <w:color w:val="0000c8"/>
+          <w:rtl w:val="0"/>
+        </w:rPr>
+        <w:t xml:space="preserve">[IF WOUNDED:</w:t>
       </w:r>
       <w:r>
         <w:rPr>
@@ -2530,56 +2809,67 @@
           <w:szCs w:val="18"/>
           <w:rtl w:val="0"/>
         </w:rPr>
-        <w:t xml:space="preserve">(Read this if you came via: P3A2-B, P3B2-A, P3B2-B)</w:t>
-      </w:r>
-      <w:r>
-        <w:rPr>
-          <w:rtl w:val="0"/>
-        </w:rPr>
-      </w:r>
-    </w:p>
-    <w:p>
-      <w:pPr>
-        <w:rPr/>
-      </w:pPr>
-      <w:r>
-        <w:rPr>
-          <w:rtl w:val="0"/>
-        </w:rPr>
-        <w:t xml:space="preserve">Harold Metz stood in the corner of the surgical theater, watching the confrontation with the hollow attention of the dead. The ghost didn't speak, didn't offer advice, simply observed. A witness to whatever would happen next.</w:t>
-      </w:r>
-    </w:p>
-    <w:p>
-      <w:pPr>
-        <w:rPr/>
-      </w:pPr>
-      <w:r>
-        <w:rPr>
-          <w:rtl w:val="0"/>
-        </w:rPr>
-        <w:t xml:space="preserve">"I've killed too," Kael said. The admission came easier than he expected, the weight of the secret diminished by sharing it. "An innocent man. Harold Metz. Veteran of two wars. He was in the wrong place at the wrong time, and I pulled the trigger before I understood what I was doing."</w:t>
-      </w:r>
-    </w:p>
-    <w:p>
-      <w:pPr>
-        <w:rPr/>
-      </w:pPr>
-      <w:r>
-        <w:rPr>
-          <w:rtl w:val="0"/>
-        </w:rPr>
-        <w:t xml:space="preserve">The Whisper's eyes narrowed. "You confess your sins to me? Why?"</w:t>
-      </w:r>
-    </w:p>
-    <w:p>
-      <w:pPr>
-        <w:rPr/>
-      </w:pPr>
-      <w:r>
-        <w:rPr>
-          <w:rtl w:val="0"/>
-        </w:rPr>
-        <w:t xml:space="preserve">"Because I need you to understand that I know what it feels like. The weight of blood that won't wash off. The faces that appear when you close your eyes. The knowledge that nothing you do will ever be enough to balance the scales." Kael's voice was steady, but his hands were shaking. "I'm not here as a representative of the system. I'm here as someone who has failed as badly as you have, in different ways, trying to figure out if there's any path forward that doesn't end in more death." </w:t>
+        <w:t xml:space="preserve">(Read this if you came via: P4A1-B, P4A2-A, P4B2-B)</w:t>
+      </w:r>
+      <w:r>
+        <w:rPr>
+          <w:rtl w:val="0"/>
+        </w:rPr>
+      </w:r>
+    </w:p>
+    <w:p>
+      <w:pPr>
+        <w:rPr/>
+      </w:pPr>
+      <w:r>
+        <w:rPr>
+          <w:rtl w:val="0"/>
+        </w:rPr>
+        <w:t xml:space="preserve">The pain in Kael's shoulder was a distant thing now, pushed to the edges of his awareness by adrenaline and focus. He knew it would return later, would demand attention and rest and probably medical care he couldn't afford. But later was a concept that had lost meaning. There was only now, only this room, only the woman on the table and the man with the blade and the choice that had to be made.</w:t>
+      </w:r>
+    </w:p>
+    <w:p>
+      <w:pPr>
+        <w:rPr/>
+      </w:pPr>
+      <w:r>
+        <w:rPr>
+          <w:rtl w:val="0"/>
+        </w:rPr>
+        <w:t xml:space="preserve">"You're hurt," The Whisper observed. "The wound from the subway, I assume. You should be in a hospital, not climbing through condemned buildings."</w:t>
+      </w:r>
+    </w:p>
+    <w:p>
+      <w:pPr>
+        <w:rPr/>
+      </w:pPr>
+      <w:r>
+        <w:rPr>
+          <w:rtl w:val="0"/>
+        </w:rPr>
+        <w:t xml:space="preserve">"Probably. But Lila Thorne would be dead by the time I finished healing. So here I am."</w:t>
+      </w:r>
+    </w:p>
+    <w:p>
+      <w:pPr>
+        <w:rPr/>
+      </w:pPr>
+      <w:r>
+        <w:rPr>
+          <w:rtl w:val="0"/>
+        </w:rPr>
+        <w:t xml:space="preserve">"You care about her? You've never met her."</w:t>
+      </w:r>
+    </w:p>
+    <w:p>
+      <w:pPr>
+        <w:rPr/>
+      </w:pPr>
+      <w:r>
+        <w:rPr>
+          <w:rtl w:val="0"/>
+        </w:rPr>
+        <w:t xml:space="preserve">"I don't have to meet someone to know they don't deserve to die for their brother's sins." </w:t>
       </w:r>
       <w:r>
         <w:rPr>
@@ -2611,7 +2901,7 @@
           <w:color w:val="0000c8"/>
           <w:rtl w:val="0"/>
         </w:rPr>
-        <w:t xml:space="preserve">[IF WOUNDED:</w:t>
+        <w:t xml:space="preserve">[IF EXPOSED OR FAMOUS:</w:t>
       </w:r>
       <w:r>
         <w:rPr>
@@ -2632,67 +2922,200 @@
           <w:szCs w:val="18"/>
           <w:rtl w:val="0"/>
         </w:rPr>
-        <w:t xml:space="preserve">(Read this if you came via: P4A1-B, P4A2-A, P4B2-B)</w:t>
-      </w:r>
-      <w:r>
-        <w:rPr>
-          <w:rtl w:val="0"/>
-        </w:rPr>
-      </w:r>
-    </w:p>
-    <w:p>
-      <w:pPr>
-        <w:rPr/>
-      </w:pPr>
-      <w:r>
-        <w:rPr>
-          <w:rtl w:val="0"/>
-        </w:rPr>
-        <w:t xml:space="preserve">The pain in Kael's shoulder was a distant thing now, pushed to the edges of his awareness by adrenaline and focus. He knew it would return later, would demand attention and rest and probably medical care he couldn't afford. But later was a concept that had lost meaning. There was only now, only this room, only the woman on the table and the man with the blade and the choice that had to be made.</w:t>
-      </w:r>
-    </w:p>
-    <w:p>
-      <w:pPr>
-        <w:rPr/>
-      </w:pPr>
-      <w:r>
-        <w:rPr>
-          <w:rtl w:val="0"/>
-        </w:rPr>
-        <w:t xml:space="preserve">"You're hurt," The Whisper observed. "The wound from the subway, I assume. You should be in a hospital, not climbing through condemned buildings."</w:t>
-      </w:r>
-    </w:p>
-    <w:p>
-      <w:pPr>
-        <w:rPr/>
-      </w:pPr>
-      <w:r>
-        <w:rPr>
-          <w:rtl w:val="0"/>
-        </w:rPr>
-        <w:t xml:space="preserve">"Probably. But Lila Thorne would be dead by the time I finished healing. So here I am."</w:t>
-      </w:r>
-    </w:p>
-    <w:p>
-      <w:pPr>
-        <w:rPr/>
-      </w:pPr>
-      <w:r>
-        <w:rPr>
-          <w:rtl w:val="0"/>
-        </w:rPr>
-        <w:t xml:space="preserve">"You care about her? You've never met her."</w:t>
-      </w:r>
-    </w:p>
-    <w:p>
-      <w:pPr>
-        <w:rPr/>
-      </w:pPr>
-      <w:r>
-        <w:rPr>
-          <w:rtl w:val="0"/>
-        </w:rPr>
-        <w:t xml:space="preserve">"I don't have to meet someone to know they don't deserve to die for their brother's sins." </w:t>
+        <w:t xml:space="preserve">(Read this if you came via: P2B1-A, P2B2-B, P3B2-A)</w:t>
+      </w:r>
+      <w:r>
+        <w:rPr>
+          <w:rtl w:val="0"/>
+        </w:rPr>
+      </w:r>
+    </w:p>
+    <w:p>
+      <w:pPr>
+        <w:rPr/>
+      </w:pPr>
+      <w:r>
+        <w:rPr>
+          <w:rtl w:val="0"/>
+        </w:rPr>
+        <w:t xml:space="preserve">"I've seen your interviews," The Whisper said. "The famous whistleblower, the man who exposed Commissioner Shaw. You've become quite the celebrity, Mr. Rourke. Some people are calling you a hero."</w:t>
+      </w:r>
+    </w:p>
+    <w:p>
+      <w:pPr>
+        <w:rPr/>
+      </w:pPr>
+      <w:r>
+        <w:rPr>
+          <w:rtl w:val="0"/>
+        </w:rPr>
+        <w:t xml:space="preserve">"Some people are wrong."</w:t>
+      </w:r>
+    </w:p>
+    <w:p>
+      <w:pPr>
+        <w:rPr/>
+      </w:pPr>
+      <w:r>
+        <w:rPr>
+          <w:rtl w:val="0"/>
+        </w:rPr>
+        <w:t xml:space="preserve">"Are they? You've done more to expose the corruption in this city than anyone else in decades. The evidence you've revealed, the testimony you've provided, it's going to bring down people who thought they were untouchable."</w:t>
+      </w:r>
+    </w:p>
+    <w:p>
+      <w:pPr>
+        <w:rPr/>
+      </w:pPr>
+      <w:r>
+        <w:rPr>
+          <w:rtl w:val="0"/>
+        </w:rPr>
+        <w:t xml:space="preserve">"And how many people died while I was gathering that evidence? How many more will die before the trials are finished?" Kael shook his head. "I'm not a hero. I'm just a man who made too many mistakes to stay silent anymore."</w:t>
+      </w:r>
+    </w:p>
+    <w:p>
+      <w:pPr>
+        <w:rPr/>
+      </w:pPr>
+      <w:r>
+        <w:rPr>
+          <w:rtl w:val="0"/>
+        </w:rPr>
+        <w:t xml:space="preserve">The Whisper studied him for a long moment, his expression unreadable. The blade in his hand caught the light from the battery-powered lanterns, steel that had already tasted too much blood.</w:t>
+      </w:r>
+    </w:p>
+    <w:p>
+      <w:pPr>
+        <w:rPr/>
+      </w:pPr>
+      <w:r>
+        <w:rPr>
+          <w:rtl w:val="0"/>
+        </w:rPr>
+        <w:t xml:space="preserve">"You're sincere," The Whisper said finally. "I can see it in your eyes. You actually believe what you're saying."</w:t>
+      </w:r>
+    </w:p>
+    <w:p>
+      <w:pPr>
+        <w:rPr/>
+      </w:pPr>
+      <w:r>
+        <w:rPr>
+          <w:rtl w:val="0"/>
+        </w:rPr>
+        <w:t xml:space="preserve">"I believe that there's still a choice to make. That twenty years of killing doesn't have to define the next twenty years. That justice can mean something other than blood."</w:t>
+      </w:r>
+    </w:p>
+    <w:p>
+      <w:pPr>
+        <w:rPr/>
+      </w:pPr>
+      <w:r>
+        <w:rPr>
+          <w:rtl w:val="0"/>
+        </w:rPr>
+        <w:t xml:space="preserve">"Justice." The word was bitter on The Whisper's tongue. "I spent twenty years seeking justice through proper channels. Letters to prosecutors, evidence submitted to investigators, appeals to journalists and politicians and anyone who would listen. Do you know what justice gave me in return? Silence. Obstruction. Threats against my family. The system isn't broken, Mr. Rourke. It's working exactly as designed. It protects the powerful and crushes everyone else."</w:t>
+      </w:r>
+    </w:p>
+    <w:p>
+      <w:pPr>
+        <w:rPr/>
+      </w:pPr>
+      <w:r>
+        <w:rPr>
+          <w:rtl w:val="0"/>
+        </w:rPr>
+        <w:t xml:space="preserve">"Then let's break it."</w:t>
+      </w:r>
+    </w:p>
+    <w:p>
+      <w:pPr>
+        <w:rPr/>
+      </w:pPr>
+      <w:r>
+        <w:rPr>
+          <w:rtl w:val="0"/>
+        </w:rPr>
+        <w:t xml:space="preserve">The Whisper's eyebrows rose. "Break it?"</w:t>
+      </w:r>
+    </w:p>
+    <w:p>
+      <w:pPr>
+        <w:rPr/>
+      </w:pPr>
+      <w:r>
+        <w:rPr>
+          <w:rtl w:val="0"/>
+        </w:rPr>
+        <w:t xml:space="preserve">"The evidence I've gathered, the testimony I can provide, it's enough to bring down Victor Thorne and everyone who protected him. Not vigilante justice. Real justice, in courtrooms, with judges and juries and the whole weight of public attention. The system has been rigged for decades. Let's unrig it."</w:t>
+      </w:r>
+    </w:p>
+    <w:p>
+      <w:pPr>
+        <w:rPr/>
+      </w:pPr>
+      <w:r>
+        <w:rPr>
+          <w:rtl w:val="0"/>
+        </w:rPr>
+        <w:t xml:space="preserve">"And you think that's possible? After everything?"</w:t>
+      </w:r>
+      <w:r>
+        <w:rPr>
+          <w:b w:val="1"/>
+          <w:bCs w:val="1"/>
+          <w:i w:val="1"/>
+          <w:iCs w:val="1"/>
+          <w:color w:val="0000c8"/>
+          <w:rtl w:val="0"/>
+        </w:rPr>
+        <w:t xml:space="preserve"> ]</w:t>
+      </w:r>
+      <w:r>
+        <w:rPr>
+          <w:rtl w:val="0"/>
+        </w:rPr>
+      </w:r>
+    </w:p>
+    <w:p>
+      <w:pPr>
+        <w:rPr/>
+      </w:pPr>
+      <w:r>
+        <w:rPr>
+          <w:b w:val="1"/>
+          <w:bCs w:val="1"/>
+          <w:i w:val="1"/>
+          <w:iCs w:val="1"/>
+          <w:color w:val="0000c8"/>
+          <w:rtl w:val="0"/>
+        </w:rPr>
+        <w:t xml:space="preserve">[IF HAS_LEDGER:</w:t>
+      </w:r>
+      <w:r>
+        <w:rPr>
+          <w:rtl w:val="0"/>
+        </w:rPr>
+      </w:r>
+    </w:p>
+    <w:p>
+      <w:pPr>
+        <w:rPr/>
+      </w:pPr>
+      <w:r>
+        <w:t>(Read this if you came via: P2B1-A, P3A2-B, P3B2-A, P3B2-B, P4A1-B, P4B2-B)</w:t>
+      </w:r>
+    </w:p>
+    <w:p>
+      <w:pPr>
+        <w:rPr/>
+      </w:pPr>
+      <w:r>
+        <w:rPr>
+          <w:rtl w:val="0"/>
+        </w:rPr>
+        <w:t xml:space="preserve">"They pinned twenty murders on you, Thomas. We both know you only committed seven. I saw the Ledger. I saw the fake ballistics reports for the Dockside Jane Doe—the rifling match filed two days before the body was found. Thorne and the police killed the other thirteen to hide their dirty work. They turned a grieving father into a serial killer to solve their own problems." </w:t>
       </w:r>
       <w:r>
         <w:rPr>
@@ -2724,234 +3147,53 @@
           <w:color w:val="0000c8"/>
           <w:rtl w:val="0"/>
         </w:rPr>
-        <w:t xml:space="preserve">[IF EXPOSED OR FAMOUS:</w:t>
-      </w:r>
-      <w:r>
-        <w:rPr>
-          <w:rtl w:val="0"/>
-        </w:rPr>
-      </w:r>
-    </w:p>
-    <w:p>
-      <w:pPr>
-        <w:rPr/>
-      </w:pPr>
-      <w:r>
-        <w:rPr>
-          <w:i w:val="1"/>
-          <w:iCs w:val="1"/>
-          <w:color w:val="646464"/>
-          <w:sz w:val="18"/>
-          <w:szCs w:val="18"/>
-          <w:rtl w:val="0"/>
-        </w:rPr>
-        <w:t xml:space="preserve">(Read this if you came via: P2B1-A, P2B2-B, P3B2-A)</w:t>
-      </w:r>
-      <w:r>
-        <w:rPr>
-          <w:rtl w:val="0"/>
-        </w:rPr>
-      </w:r>
-    </w:p>
-    <w:p>
-      <w:pPr>
-        <w:rPr/>
-      </w:pPr>
-      <w:r>
-        <w:rPr>
-          <w:rtl w:val="0"/>
-        </w:rPr>
-        <w:t xml:space="preserve">"I've seen your interviews," The Whisper said. "The famous whistleblower, the man who exposed Commissioner Shaw. You've become quite the celebrity, Mr. Rourke. Some people are calling you a hero."</w:t>
-      </w:r>
-    </w:p>
-    <w:p>
-      <w:pPr>
-        <w:rPr/>
-      </w:pPr>
-      <w:r>
-        <w:rPr>
-          <w:rtl w:val="0"/>
-        </w:rPr>
-        <w:t xml:space="preserve">"Some people are wrong."</w:t>
-      </w:r>
-    </w:p>
-    <w:p>
-      <w:pPr>
-        <w:rPr/>
-      </w:pPr>
-      <w:r>
-        <w:rPr>
-          <w:rtl w:val="0"/>
-        </w:rPr>
-        <w:t xml:space="preserve">"Are they? You've done more to expose the corruption in this city than anyone else in decades. The evidence you've revealed, the testimony you've provided, it's going to bring down people who thought they were untouchable."</w:t>
-      </w:r>
-    </w:p>
-    <w:p>
-      <w:pPr>
-        <w:rPr/>
-      </w:pPr>
-      <w:r>
-        <w:rPr>
-          <w:rtl w:val="0"/>
-        </w:rPr>
-        <w:t xml:space="preserve">"And how many people died while I was gathering that evidence? How many more will die before the trials are finished?" Kael shook his head. "I'm not a hero. I'm just a man who made too many mistakes to stay silent anymore."</w:t>
-      </w:r>
-    </w:p>
-    <w:p>
-      <w:pPr>
-        <w:rPr/>
-      </w:pPr>
-      <w:r>
-        <w:rPr>
-          <w:rtl w:val="0"/>
-        </w:rPr>
-        <w:t xml:space="preserve">The Whisper studied him for a long moment, his expression unreadable. The blade in his hand caught the light from the battery-powered lanterns, steel that had already tasted too much blood.</w:t>
-      </w:r>
-    </w:p>
-    <w:p>
-      <w:pPr>
-        <w:rPr/>
-      </w:pPr>
-      <w:r>
-        <w:rPr>
-          <w:rtl w:val="0"/>
-        </w:rPr>
-        <w:t xml:space="preserve">"You're sincere," The Whisper said finally. "I can see it in your eyes. You actually believe what you're saying."</w:t>
-      </w:r>
-    </w:p>
-    <w:p>
-      <w:pPr>
-        <w:rPr/>
-      </w:pPr>
-      <w:r>
-        <w:rPr>
-          <w:rtl w:val="0"/>
-        </w:rPr>
-        <w:t xml:space="preserve">"I believe that there's still a choice to make. That twenty years of killing doesn't have to define the next twenty years. That justice can mean something other than blood."</w:t>
-      </w:r>
-    </w:p>
-    <w:p>
-      <w:pPr>
-        <w:rPr/>
-      </w:pPr>
-      <w:r>
-        <w:rPr>
-          <w:rtl w:val="0"/>
-        </w:rPr>
-        <w:t xml:space="preserve">"Justice." The word was bitter on The Whisper's tongue. "I spent twenty years seeking justice through proper channels. Letters to prosecutors, evidence submitted to investigators, appeals to journalists and politicians and anyone who would listen. Do you know what justice gave me in return? Silence. Obstruction. Threats against my family. The system isn't broken, Mr. Rourke. It's working exactly as designed. It protects the powerful and crushes everyone else."</w:t>
-      </w:r>
-    </w:p>
-    <w:p>
-      <w:pPr>
-        <w:rPr/>
-      </w:pPr>
-      <w:r>
-        <w:rPr>
-          <w:rtl w:val="0"/>
-        </w:rPr>
-        <w:t xml:space="preserve">"Then let's break it."</w:t>
-      </w:r>
-    </w:p>
-    <w:p>
-      <w:pPr>
-        <w:rPr/>
-      </w:pPr>
-      <w:r>
-        <w:rPr>
-          <w:rtl w:val="0"/>
-        </w:rPr>
-        <w:t xml:space="preserve">The Whisper's eyebrows rose. "Break it?"</w:t>
-      </w:r>
-    </w:p>
-    <w:p>
-      <w:pPr>
-        <w:rPr/>
-      </w:pPr>
-      <w:r>
-        <w:rPr>
-          <w:rtl w:val="0"/>
-        </w:rPr>
-        <w:t xml:space="preserve">"The evidence I've gathered, the testimony I can provide, it's enough to bring down Victor Thorne and everyone who protected him. Not vigilante justice. Real justice, in courtrooms, with judges and juries and the whole weight of public attention. The system has been rigged for decades. Let's unrig it."</w:t>
-      </w:r>
-    </w:p>
-    <w:p>
-      <w:pPr>
-        <w:rPr/>
-      </w:pPr>
-      <w:r>
-        <w:rPr>
-          <w:rtl w:val="0"/>
-        </w:rPr>
-        <w:t xml:space="preserve">"And you think that's possible? After everything?"</w:t>
-      </w:r>
-      <w:r>
-        <w:rPr>
-          <w:b w:val="1"/>
-          <w:bCs w:val="1"/>
-          <w:i w:val="1"/>
-          <w:iCs w:val="1"/>
-          <w:color w:val="0000c8"/>
-          <w:rtl w:val="0"/>
-        </w:rPr>
-        <w:t xml:space="preserve"> ]</w:t>
-      </w:r>
-      <w:r>
-        <w:rPr>
-          <w:rtl w:val="0"/>
-        </w:rPr>
-      </w:r>
-    </w:p>
-    <w:p>
-      <w:pPr>
-        <w:rPr/>
-      </w:pPr>
-      <w:r>
-        <w:rPr>
-          <w:b w:val="1"/>
-          <w:bCs w:val="1"/>
-          <w:i w:val="1"/>
-          <w:iCs w:val="1"/>
-          <w:color w:val="0000c8"/>
-          <w:rtl w:val="0"/>
-        </w:rPr>
-        <w:t xml:space="preserve">[IF HAS_LEDGER:</w:t>
-      </w:r>
-      <w:r>
-        <w:rPr>
-          <w:rtl w:val="0"/>
-        </w:rPr>
-      </w:r>
-    </w:p>
-    <w:p>
-      <w:pPr>
-        <w:rPr/>
-      </w:pPr>
-      <w:r>
-        <w:rPr>
-          <w:i w:val="1"/>
-          <w:iCs w:val="1"/>
-          <w:color w:val="646464"/>
-          <w:sz w:val="18"/>
-          <w:szCs w:val="18"/>
-          <w:rtl w:val="0"/>
-        </w:rPr>
-        <w:t xml:space="preserve">(Read this if you came via: P2B1-A, P3A2-B, P3B2-A, P3B2-B, P4A1-B, P4A2-A)</w:t>
-      </w:r>
-      <w:r>
-        <w:rPr>
-          <w:rtl w:val="0"/>
-        </w:rPr>
-      </w:r>
-    </w:p>
-    <w:p>
-      <w:pPr>
-        <w:rPr/>
-      </w:pPr>
-      <w:r>
-        <w:rPr>
-          <w:rtl w:val="0"/>
-        </w:rPr>
-        <w:t xml:space="preserve">"They pinned twenty murders on you, Thomas. We both know you only committed seven. I saw the Ledger. I saw the fake ballistics reports for the Dockside Jane Doe—the rifling match filed two days before the body was found. Thorne and the police killed the other thirteen to hide their dirty work. They turned a grieving father into a serial killer to solve their own problems." </w:t>
+        <w:t xml:space="preserve">[IF NO_LEDGER:</w:t>
+      </w:r>
+      <w:r>
+        <w:rPr>
+          <w:rtl w:val="0"/>
+        </w:rPr>
+      </w:r>
+    </w:p>
+    <w:p>
+      <w:pPr>
+        <w:rPr/>
+      </w:pPr>
+      <w:r>
+        <w:t>(Read this if you came via: P2B2-B, P4A2-A)</w:t>
+      </w:r>
+    </w:p>
+    <w:p>
+      <w:pPr>
+        <w:rPr/>
+      </w:pPr>
+      <w:r>
+        <w:rPr>
+          <w:rtl w:val="0"/>
+        </w:rPr>
+        <w:t xml:space="preserve">"They pinned twenty murders on you, Thomas. But the pattern doesn't fit, does it? Some of those victims had connections to Thorne's business. Some of them knew things they shouldn't have known. You were convenient—a monster they could blame for their own housecleaning."</w:t>
+      </w:r>
+    </w:p>
+    <w:p>
+      <w:pPr>
+        <w:rPr/>
+      </w:pPr>
+      <w:r>
+        <w:rPr>
+          <w:rtl w:val="0"/>
+        </w:rPr>
+        <w:t xml:space="preserve">The Whisper's expression flickered. "You figured that out on your own?"</w:t>
+      </w:r>
+    </w:p>
+    <w:p>
+      <w:pPr>
+        <w:rPr/>
+      </w:pPr>
+      <w:r>
+        <w:rPr>
+          <w:rtl w:val="0"/>
+        </w:rPr>
+        <w:t xml:space="preserve">"I've been looking at the evidence for weeks. The math doesn't add up. It never did." </w:t>
       </w:r>
       <w:r>
         <w:rPr>
@@ -2983,97 +3225,6 @@
           <w:color w:val="0000c8"/>
           <w:rtl w:val="0"/>
         </w:rPr>
-        <w:t xml:space="preserve">[IF NO_LEDGER:</w:t>
-      </w:r>
-      <w:r>
-        <w:rPr>
-          <w:rtl w:val="0"/>
-        </w:rPr>
-      </w:r>
-    </w:p>
-    <w:p>
-      <w:pPr>
-        <w:rPr/>
-      </w:pPr>
-      <w:r>
-        <w:rPr>
-          <w:i w:val="1"/>
-          <w:iCs w:val="1"/>
-          <w:color w:val="646464"/>
-          <w:sz w:val="18"/>
-          <w:szCs w:val="18"/>
-          <w:rtl w:val="0"/>
-        </w:rPr>
-        <w:t xml:space="preserve">(Read this if you came via: P2B2-B, P4B2-B)</w:t>
-      </w:r>
-      <w:r>
-        <w:rPr>
-          <w:rtl w:val="0"/>
-        </w:rPr>
-      </w:r>
-    </w:p>
-    <w:p>
-      <w:pPr>
-        <w:rPr/>
-      </w:pPr>
-      <w:r>
-        <w:rPr>
-          <w:rtl w:val="0"/>
-        </w:rPr>
-        <w:t xml:space="preserve">"They pinned twenty murders on you, Thomas. But the pattern doesn't fit, does it? Some of those victims had connections to Thorne's business. Some of them knew things they shouldn't have known. You were convenient—a monster they could blame for their own housecleaning."</w:t>
-      </w:r>
-    </w:p>
-    <w:p>
-      <w:pPr>
-        <w:rPr/>
-      </w:pPr>
-      <w:r>
-        <w:rPr>
-          <w:rtl w:val="0"/>
-        </w:rPr>
-        <w:t xml:space="preserve">The Whisper's expression flickered. "You figured that out on your own?"</w:t>
-      </w:r>
-    </w:p>
-    <w:p>
-      <w:pPr>
-        <w:rPr/>
-      </w:pPr>
-      <w:r>
-        <w:rPr>
-          <w:rtl w:val="0"/>
-        </w:rPr>
-        <w:t xml:space="preserve">"I've been looking at the evidence for weeks. The math doesn't add up. It never did." </w:t>
-      </w:r>
-      <w:r>
-        <w:rPr>
-          <w:b w:val="1"/>
-          <w:bCs w:val="1"/>
-          <w:i w:val="1"/>
-          <w:iCs w:val="1"/>
-          <w:color w:val="0000c8"/>
-          <w:rtl w:val="0"/>
-        </w:rPr>
-        <w:t xml:space="preserve">]</w:t>
-      </w:r>
-      <w:r>
-        <w:rPr>
-          <w:rtl w:val="0"/>
-        </w:rPr>
-      </w:r>
-    </w:p>
-    <w:p>
-      <w:pPr>
-        <w:rPr/>
-      </w:pPr>
-      <w:r>
-        <w:rPr>
-          <w:b w:val="1"/>
-          <w:bCs w:val="1"/>
-          <w:i w:val="1"/>
-          <w:iCs w:val="1"/>
-          <w:color w:val="0000c8"/>
-          <w:rtl w:val="0"/>
-        </w:rPr>
         <w:t xml:space="preserve">[IF NO_ALLIES:</w:t>
       </w:r>
       <w:r>
@@ -3087,20 +3238,7 @@
         <w:rPr/>
       </w:pPr>
       <w:r>
-        <w:rPr>
-          <w:i w:val="1"/>
-          <w:iCs w:val="1"/>
-          <w:color w:val="646464"/>
-          <w:sz w:val="18"/>
-          <w:szCs w:val="18"/>
-          <w:rtl w:val="0"/>
-        </w:rPr>
-        <w:t xml:space="preserve">(Read this if you came via: P2B1-A, P2B2-B, P3A2-B, P3B2-A, P3B2-B, P4A1-B, P4A2-A - SKIP if you came via P4B2-B)</w:t>
-      </w:r>
-      <w:r>
-        <w:rPr>
-          <w:rtl w:val="0"/>
-        </w:rPr>
+        <w:t>(Read this if you came via: P2B1-A, P2B2-B, P3A2-B)</w:t>
       </w:r>
     </w:p>
     <w:p>

--- a/story-revised/CoG - Chapter 6 Scenario C New Format (1).docx
+++ b/story-revised/CoG - Chapter 6 Scenario C New Format (1).docx
@@ -1241,10 +1241,23 @@
         <w:rPr/>
       </w:pPr>
       <w:r>
-        <w:rPr>
-          <w:rtl w:val="0"/>
-        </w:rPr>
-        <w:t xml:space="preserve">PREVIOUSLY: Kael approached Blackwood Asylum alone, his resources limited and his allies nonexistent. The official response was gathering at the main entrance while Kael sought a different way in, a forgotten route that might allow him to reach Lila Thorne before The Whisper could complete his endgame.</w:t>
+        <w:t>PREVIOUSLY:</w:t>
+        <w:br/>
+        <w:t>[IF VIA PATH P2B1-A: Kael's public exposure had made him famous but also a target. He approached Blackwood Asylum knowing his face would be recognized, his movements tracked. The fame that had given him a platform now made stealth nearly impossible.]</w:t>
+        <w:br/>
+        <w:t>[IF VIA PATH P2B2-B: The Whisper's broadcast had stripped away Kael's anonymity. Every operative, every corrupt cop, every enemy he had made now knew his face. He approached Blackwood as a marked man, his only advantage the chaos of the official response.]</w:t>
+        <w:br/>
+        <w:t>[IF VIA PATH P3A2-B: Kael's patience had preserved his options but left him isolated. He approached Blackwood carrying evidence no one knew he possessed, playing a long game that might end tonight one way or another.]</w:t>
+        <w:br/>
+        <w:t>[IF VIA PATH P3B2-A: Kael's commitment to public testimony had made him a known quantity. DA Cross had tried to keep him away from Blackwood, but Kael understood that some debts couldn't be paid from the witness stand.]</w:t>
+        <w:br/>
+        <w:t>[IF VIA PATH P3B2-B: Working from the shadows had kept Kael alive, but it had also kept him at arm's length from the justice he sought. Now he moved toward Blackwood alone, invisible to allies and enemies alike.]</w:t>
+        <w:br/>
+        <w:t>[IF VIA PATH P4A1-B: Kael's knowledge of Elara's secret agenda weighed on him as he approached Blackwood. He was playing multiple games now, serving multiple masters, and tonight would determine which loyalties survived.]</w:t>
+        <w:br/>
+        <w:t>[IF VIA PATH P4A2-A: The questions Kael had finally started asking had cost him Elara's trust. He approached Blackwood as something between asset and liability, uncertain whether the organization would welcome him back or dispose of him.]</w:t>
+        <w:br/>
+        <w:t>[IF VIA PATH P4B2-B: The Whisper had treated Kael's wound, shared shelter and plans. Now Kael walked toward Crane's endgame, uncertain whether their alliance would survive what came next. His wound had healed enough to move, but not enough to fight.]</w:t>
       </w:r>
     </w:p>
     <w:p>
@@ -2202,10 +2215,23 @@
         <w:rPr/>
       </w:pPr>
       <w:r>
-        <w:rPr>
-          <w:rtl w:val="0"/>
-        </w:rPr>
-        <w:t xml:space="preserve">PREVIOUSLY: Kael infiltrated Blackwood Asylum through the forgotten coal chute, navigating the ruined basement and patient wards while the official assault occupied The Whisper's attention. Wounded, under-resourced, but determined, he reached the surgical theater where Lila Thorne was being held.</w:t>
+        <w:t>PREVIOUSLY:</w:t>
+        <w:br/>
+        <w:t>[IF VIA PATH P2B1-A: Kael infiltrated Blackwood through the forgotten coal chute, his famous face hidden in darkness. The journey through the asylum's bowels had been a descent into memory, every shadow holding echoes of the night Sarah Vance died.]</w:t>
+        <w:br/>
+        <w:t>[IF VIA PATH P2B2-B: Kael navigated the asylum's ruins alone, his marked status making every shadow a potential threat. He had made it this far on desperation and luck. Now he faced the surgical theater where everything had begun.]</w:t>
+        <w:br/>
+        <w:t>[IF VIA PATH P3A2-B: Kael carried his hidden evidence through Blackwood's depths, Harold Metz's ghost walking beside him. The patience that had defined his approach would be tested in the surgical theater above.]</w:t>
+        <w:br/>
+        <w:t>[IF VIA PATH P3B2-A: Kael climbed toward the confrontation that his public testimony had been building toward. Harold Metz's ghost reminded him that the dead don't need vengeance, but the living needed something. Perhaps this was it.]</w:t>
+        <w:br/>
+        <w:t>[IF VIA PATH P3B2-B: Working from shadows had brought Kael here, to the heart of darkness. Harold Metz walked beside him, the weight of innocent blood a constant companion as he approached the surgical theater.]</w:t>
+        <w:br/>
+        <w:t>[IF VIA PATH P4A1-B: Kael's wounded shoulder screamed as he climbed toward the surgical theater. He carried Elara's secrets and his own doubts, uncertain whether the knowledge he possessed would be weapon or liability.]</w:t>
+        <w:br/>
+        <w:t>[IF VIA PATH P4A2-A: The questions Kael had started asking had led him here, wounded and uncertain. He had broken free of blind obedience, but freedom meant facing consequences alone.]</w:t>
+        <w:br/>
+        <w:t>[IF VIA PATH P4B2-B: Kael climbed toward a confrontation with his unlikely ally. The Whisper had helped him survive, but survival and trust were different currencies. Tonight would reveal which one mattered more.]</w:t>
       </w:r>
     </w:p>
     <w:p>
@@ -3348,10 +3374,82 @@
         <w:rPr/>
       </w:pPr>
       <w:r>
-        <w:rPr>
-          <w:rtl w:val="0"/>
-        </w:rPr>
-        <w:t xml:space="preserve">"You get to speak. In a courtroom, on the record, with the whole world watching. You get to say Emily's name and have it matter. You get to be more than The Whisper, more than a killer, more than a cautionary tale. You get to be the man who finally held the powerful accountable."</w:t>
+        <w:t>"You get to speak. In a courtroom, on the record, with the whole world watching. You get to say Emily's name and have it matter. You get to be more than The Whisper, more than a killer, more than a cautionary tale. You get to be the man who finally held the powerful accountable." ]</w:t>
+      </w:r>
+    </w:p>
+    <w:p>
+      <w:r>
+        <w:t>[IF ELARA_SERVANT:</w:t>
+      </w:r>
+    </w:p>
+    <w:p>
+      <w:r>
+        <w:t>(Read this if you came via: P4A1-B, P4A2-A)</w:t>
+      </w:r>
+    </w:p>
+    <w:p>
+      <w:r>
+        <w:t>"Elara Vance is out there somewhere," Kael said. "Building her case against Victor. She's been working toward his destruction for ten years. You're not the only one who wants him to pay."</w:t>
+      </w:r>
+    </w:p>
+    <w:p>
+      <w:r>
+        <w:t>The Whisper's expression flickered with something that might have been interest, or suspicion. "You're suggesting we have common enemies."</w:t>
+      </w:r>
+    </w:p>
+    <w:p>
+      <w:r>
+        <w:t>"I'm suggesting that your war doesn't have to end tonight. That there are other ways to hurt Victor Thorne. Ways that don't require killing his sister to make a point."</w:t>
+      </w:r>
+    </w:p>
+    <w:p>
+      <w:r>
+        <w:t>"And Elara sent you to deliver this message?"</w:t>
+      </w:r>
+    </w:p>
+    <w:p>
+      <w:r>
+        <w:t>"Elara doesn't know I'm here. This isn't her play. It's mine." ]</w:t>
+      </w:r>
+    </w:p>
+    <w:p>
+      <w:r>
+        <w:t>[IF WHISPER_ALLIANCE:</w:t>
+      </w:r>
+    </w:p>
+    <w:p>
+      <w:r>
+        <w:t>(Read this if you came via: P4B2-B)</w:t>
+      </w:r>
+    </w:p>
+    <w:p>
+      <w:r>
+        <w:t>"We had an agreement," Kael said quietly. "You helped me. Treated my wound. Gave me shelter when everyone else was hunting me. I came here because I owed you that."</w:t>
+      </w:r>
+    </w:p>
+    <w:p>
+      <w:r>
+        <w:t>The Whisper studied him for a long moment. "You came here to honor a debt to a serial killer."</w:t>
+      </w:r>
+    </w:p>
+    <w:p>
+      <w:r>
+        <w:t>"I came here because you're the only person who's been honest with me in three years. About what this city really is. About what it takes to survive in it." Kael met Crane's eyes. "I'm not your enemy, Thomas. I never was."</w:t>
+      </w:r>
+    </w:p>
+    <w:p>
+      <w:r>
+        <w:t>"Then what are you?"</w:t>
+      </w:r>
+    </w:p>
+    <w:p>
+      <w:r>
+        <w:t>"Someone who understands why you did what you did. Even if I can't condone it." ]</w:t>
+      </w:r>
+    </w:p>
+    <w:p>
+      <w:r>
+        <w:t>[ALL PATHS:</w:t>
       </w:r>
     </w:p>
     <w:p>
@@ -3436,26 +3534,7 @@
         <w:rPr/>
       </w:pPr>
       <w:r>
-        <w:rPr>
-          <w:rtl w:val="0"/>
-        </w:rPr>
-        <w:t xml:space="preserve">The blade lowered. </w:t>
-      </w:r>
-      <w:r>
-        <w:rPr>
-          <w:b w:val="1"/>
-          <w:bCs w:val="1"/>
-          <w:i w:val="1"/>
-          <w:iCs w:val="1"/>
-          <w:color w:val="0000c8"/>
-          <w:rtl w:val="0"/>
-        </w:rPr>
-        <w:t xml:space="preserve">]</w:t>
-      </w:r>
-      <w:r>
-        <w:rPr>
-          <w:rtl w:val="0"/>
-        </w:rPr>
+        <w:t>The blade lowered. ]</w:t>
       </w:r>
     </w:p>
     <w:p>
